--- a/AI/Season_1/Episode_5/HowMachinesRepresentMeaning.docx
+++ b/AI/Season_1/Episode_5/HowMachinesRepresentMeaning.docx
@@ -630,6 +630,400 @@
           <w:lang w:val="en-US"/>
         </w:rPr>
         <w:t xml:space="preserve"> It is a numerical representation that captures useful patterns about that word.</w:t>
+      </w:r>
+    </w:p>
+    <w:p>
+      <w:pPr>
+        <w:rPr>
+          <w:sz w:val="24"/>
+          <w:szCs w:val="24"/>
+          <w:lang w:val="en-US"/>
+        </w:rPr>
+      </w:pPr>
+    </w:p>
+    <w:p>
+      <w:pPr>
+        <w:pStyle w:val="ListParagraph"/>
+        <w:numPr>
+          <w:ilvl w:val="0"/>
+          <w:numId w:val="1"/>
+        </w:numPr>
+        <w:rPr>
+          <w:sz w:val="24"/>
+          <w:szCs w:val="24"/>
+          <w:lang w:val="en-US"/>
+        </w:rPr>
+      </w:pPr>
+      <w:r>
+        <w:rPr>
+          <w:sz w:val="24"/>
+          <w:szCs w:val="24"/>
+          <w:lang w:val="en-US"/>
+        </w:rPr>
+        <w:t>More dimensions != more intelligence</w:t>
+      </w:r>
+      <w:r>
+        <w:rPr>
+          <w:sz w:val="24"/>
+          <w:szCs w:val="24"/>
+          <w:lang w:val="en-US"/>
+        </w:rPr>
+        <w:t>. A model-specific embedding may contain thousands and thousands of values.</w:t>
+      </w:r>
+    </w:p>
+    <w:p>
+      <w:pPr>
+        <w:pStyle w:val="ListParagraph"/>
+        <w:rPr>
+          <w:sz w:val="24"/>
+          <w:szCs w:val="24"/>
+          <w:lang w:val="en-US"/>
+        </w:rPr>
+      </w:pPr>
+      <w:r>
+        <w:rPr>
+          <w:sz w:val="24"/>
+          <w:szCs w:val="24"/>
+          <w:lang w:val="en-US"/>
+        </w:rPr>
+        <w:t>Higher dimensions can capture more complex patterns, but they also require more storage and computation.</w:t>
+      </w:r>
+    </w:p>
+    <w:p>
+      <w:pPr>
+        <w:rPr>
+          <w:sz w:val="24"/>
+          <w:szCs w:val="24"/>
+          <w:lang w:val="en-US"/>
+        </w:rPr>
+      </w:pPr>
+    </w:p>
+    <w:p>
+      <w:pPr>
+        <w:pStyle w:val="ListParagraph"/>
+        <w:numPr>
+          <w:ilvl w:val="0"/>
+          <w:numId w:val="1"/>
+        </w:numPr>
+        <w:rPr>
+          <w:sz w:val="24"/>
+          <w:szCs w:val="24"/>
+          <w:lang w:val="en-US"/>
+        </w:rPr>
+      </w:pPr>
+      <w:r>
+        <w:rPr>
+          <w:sz w:val="24"/>
+          <w:szCs w:val="24"/>
+          <w:lang w:val="en-US"/>
+        </w:rPr>
+        <w:t>As we add dimensions, the representation becomes richer.</w:t>
+      </w:r>
+    </w:p>
+    <w:p>
+      <w:pPr>
+        <w:pStyle w:val="ListParagraph"/>
+        <w:rPr>
+          <w:sz w:val="24"/>
+          <w:szCs w:val="24"/>
+          <w:lang w:val="en-US"/>
+        </w:rPr>
+      </w:pPr>
+      <w:r>
+        <w:rPr>
+          <w:sz w:val="24"/>
+          <w:szCs w:val="24"/>
+          <w:lang w:val="en-US"/>
+        </w:rPr>
+        <w:t>Language is far more complex, so embeddings require many dimensions to capture different patterns and relationships.</w:t>
+      </w:r>
+    </w:p>
+    <w:p>
+      <w:pPr>
+        <w:rPr>
+          <w:sz w:val="24"/>
+          <w:szCs w:val="24"/>
+          <w:lang w:val="en-US"/>
+        </w:rPr>
+      </w:pPr>
+    </w:p>
+    <w:p>
+      <w:pPr>
+        <w:pStyle w:val="ListParagraph"/>
+        <w:numPr>
+          <w:ilvl w:val="0"/>
+          <w:numId w:val="1"/>
+        </w:numPr>
+        <w:rPr>
+          <w:sz w:val="24"/>
+          <w:szCs w:val="24"/>
+          <w:lang w:val="en-US"/>
+        </w:rPr>
+      </w:pPr>
+      <w:r>
+        <w:rPr>
+          <w:sz w:val="24"/>
+          <w:szCs w:val="24"/>
+          <w:lang w:val="en-US"/>
+        </w:rPr>
+        <w:t>When embeddings are trained well, related concepts often form neighbourhoods.</w:t>
+      </w:r>
+      <w:r>
+        <w:rPr>
+          <w:sz w:val="24"/>
+          <w:szCs w:val="24"/>
+          <w:lang w:val="en-US"/>
+        </w:rPr>
+        <w:t xml:space="preserve"> But these neighborhoods are not manually programmed.</w:t>
+      </w:r>
+      <w:r>
+        <w:rPr>
+          <w:sz w:val="24"/>
+          <w:szCs w:val="24"/>
+          <w:lang w:val="en-US"/>
+        </w:rPr>
+        <w:t xml:space="preserve"> They emerge from usage patterns in data.</w:t>
+      </w:r>
+    </w:p>
+    <w:p>
+      <w:pPr>
+        <w:rPr>
+          <w:sz w:val="24"/>
+          <w:szCs w:val="24"/>
+          <w:lang w:val="en-US"/>
+        </w:rPr>
+      </w:pPr>
+    </w:p>
+    <w:p>
+      <w:pPr>
+        <w:pStyle w:val="ListParagraph"/>
+        <w:numPr>
+          <w:ilvl w:val="0"/>
+          <w:numId w:val="1"/>
+        </w:numPr>
+        <w:rPr>
+          <w:sz w:val="24"/>
+          <w:szCs w:val="24"/>
+          <w:lang w:val="en-US"/>
+        </w:rPr>
+      </w:pPr>
+      <w:r>
+        <w:rPr>
+          <w:sz w:val="24"/>
+          <w:szCs w:val="24"/>
+          <w:lang w:val="en-US"/>
+        </w:rPr>
+        <w:t>Through training, the numerical representations are adjusted so that useful relationships become encoded in the vector space.</w:t>
+      </w:r>
+    </w:p>
+    <w:p>
+      <w:pPr>
+        <w:rPr>
+          <w:sz w:val="24"/>
+          <w:szCs w:val="24"/>
+          <w:lang w:val="en-US"/>
+        </w:rPr>
+      </w:pPr>
+    </w:p>
+    <w:p>
+      <w:pPr>
+        <w:pStyle w:val="ListParagraph"/>
+        <w:numPr>
+          <w:ilvl w:val="0"/>
+          <w:numId w:val="1"/>
+        </w:numPr>
+        <w:rPr>
+          <w:sz w:val="24"/>
+          <w:szCs w:val="24"/>
+          <w:lang w:val="en-US"/>
+        </w:rPr>
+      </w:pPr>
+      <w:r>
+        <w:rPr>
+          <w:sz w:val="24"/>
+          <w:szCs w:val="24"/>
+          <w:lang w:val="en-US"/>
+        </w:rPr>
+        <w:t>Semantic similarity measures how close 2 pieces of text are in meaning.</w:t>
+      </w:r>
+    </w:p>
+    <w:p>
+      <w:pPr>
+        <w:pStyle w:val="ListParagraph"/>
+        <w:rPr>
+          <w:sz w:val="24"/>
+          <w:szCs w:val="24"/>
+          <w:lang w:val="en-US"/>
+        </w:rPr>
+      </w:pPr>
+    </w:p>
+    <w:p>
+      <w:pPr>
+        <w:pStyle w:val="ListParagraph"/>
+        <w:rPr>
+          <w:sz w:val="24"/>
+          <w:szCs w:val="24"/>
+          <w:lang w:val="en-US"/>
+        </w:rPr>
+      </w:pPr>
+      <w:r>
+        <w:rPr>
+          <w:sz w:val="24"/>
+          <w:szCs w:val="24"/>
+          <w:lang w:val="en-US"/>
+        </w:rPr>
+        <w:t>Query A – How do I center a div?</w:t>
+      </w:r>
+    </w:p>
+    <w:p>
+      <w:pPr>
+        <w:pStyle w:val="ListParagraph"/>
+        <w:rPr>
+          <w:sz w:val="24"/>
+          <w:szCs w:val="24"/>
+          <w:lang w:val="en-US"/>
+        </w:rPr>
+      </w:pPr>
+      <w:r>
+        <w:rPr>
+          <w:sz w:val="24"/>
+          <w:szCs w:val="24"/>
+          <w:lang w:val="en-US"/>
+        </w:rPr>
+        <w:t>Query B – How can I align an HTML element in the middle of its parent</w:t>
+      </w:r>
+      <w:r>
+        <w:rPr>
+          <w:sz w:val="24"/>
+          <w:szCs w:val="24"/>
+          <w:lang w:val="en-US"/>
+        </w:rPr>
+        <w:t>?</w:t>
+      </w:r>
+    </w:p>
+    <w:p>
+      <w:pPr>
+        <w:pStyle w:val="ListParagraph"/>
+        <w:rPr>
+          <w:sz w:val="24"/>
+          <w:szCs w:val="24"/>
+          <w:lang w:val="en-US"/>
+        </w:rPr>
+      </w:pPr>
+    </w:p>
+    <w:p>
+      <w:pPr>
+        <w:pStyle w:val="ListParagraph"/>
+        <w:rPr>
+          <w:sz w:val="24"/>
+          <w:szCs w:val="24"/>
+          <w:lang w:val="en-US"/>
+        </w:rPr>
+      </w:pPr>
+      <w:r>
+        <w:rPr>
+          <w:sz w:val="24"/>
+          <w:szCs w:val="24"/>
+          <w:lang w:val="en-US"/>
+        </w:rPr>
+        <w:t>A keyword-based system may struggle if it relies only on exact word overlap.</w:t>
+      </w:r>
+    </w:p>
+    <w:p>
+      <w:pPr>
+        <w:pStyle w:val="ListParagraph"/>
+        <w:rPr>
+          <w:sz w:val="24"/>
+          <w:szCs w:val="24"/>
+          <w:lang w:val="en-US"/>
+        </w:rPr>
+      </w:pPr>
+      <w:r>
+        <w:rPr>
+          <w:sz w:val="24"/>
+          <w:szCs w:val="24"/>
+          <w:lang w:val="en-US"/>
+        </w:rPr>
+        <w:t>An embedding-based system can represent both queries as vectors and discover that they are close in meaning.</w:t>
+      </w:r>
+    </w:p>
+    <w:p>
+      <w:pPr>
+        <w:rPr>
+          <w:sz w:val="24"/>
+          <w:szCs w:val="24"/>
+          <w:lang w:val="en-US"/>
+        </w:rPr>
+      </w:pPr>
+    </w:p>
+    <w:p>
+      <w:pPr>
+        <w:pStyle w:val="ListParagraph"/>
+        <w:numPr>
+          <w:ilvl w:val="0"/>
+          <w:numId w:val="1"/>
+        </w:numPr>
+        <w:rPr>
+          <w:sz w:val="24"/>
+          <w:szCs w:val="24"/>
+          <w:lang w:val="en-US"/>
+        </w:rPr>
+      </w:pPr>
+      <w:r>
+        <w:rPr>
+          <w:sz w:val="24"/>
+          <w:szCs w:val="24"/>
+          <w:lang w:val="en-US"/>
+        </w:rPr>
+        <w:lastRenderedPageBreak/>
+        <w:t>Embeddings allow systems to compare broader meaning rather than only matching identical words.</w:t>
+      </w:r>
+    </w:p>
+    <w:p>
+      <w:pPr>
+        <w:rPr>
+          <w:sz w:val="24"/>
+          <w:szCs w:val="24"/>
+          <w:lang w:val="en-US"/>
+        </w:rPr>
+      </w:pPr>
+    </w:p>
+    <w:p>
+      <w:pPr>
+        <w:pStyle w:val="ListParagraph"/>
+        <w:numPr>
+          <w:ilvl w:val="0"/>
+          <w:numId w:val="1"/>
+        </w:numPr>
+        <w:rPr>
+          <w:sz w:val="24"/>
+          <w:szCs w:val="24"/>
+          <w:lang w:val="en-US"/>
+        </w:rPr>
+      </w:pPr>
+      <w:r>
+        <w:rPr>
+          <w:sz w:val="24"/>
+          <w:szCs w:val="24"/>
+          <w:lang w:val="en-US"/>
+        </w:rPr>
+        <w:t>Cosine similarity compares the angle between 2 vectors. It focuses more on direction than on absolute length.</w:t>
+      </w:r>
+      <w:r>
+        <w:rPr>
+          <w:sz w:val="24"/>
+          <w:szCs w:val="24"/>
+          <w:lang w:val="en-US"/>
+        </w:rPr>
+        <w:t xml:space="preserve"> If 2 vectors point in a similar direction, the represented concepts may be similar. If they point in unrelated directions, the concepts may be less similar.</w:t>
+      </w:r>
+      <w:r>
+        <w:rPr>
+          <w:sz w:val="24"/>
+          <w:szCs w:val="24"/>
+          <w:lang w:val="en-US"/>
+        </w:rPr>
+        <w:t xml:space="preserve"> </w:t>
       </w:r>
     </w:p>
     <w:sectPr>

--- a/AI/Season_1/Episode_5/HowMachinesRepresentMeaning.docx
+++ b/AI/Season_1/Episode_5/HowMachinesRepresentMeaning.docx
@@ -1024,6 +1024,513 @@
           <w:lang w:val="en-US"/>
         </w:rPr>
         <w:t xml:space="preserve"> </w:t>
+      </w:r>
+    </w:p>
+    <w:p>
+      <w:pPr>
+        <w:ind w:left="720"/>
+        <w:rPr>
+          <w:sz w:val="24"/>
+          <w:szCs w:val="24"/>
+          <w:lang w:val="en-US"/>
+        </w:rPr>
+      </w:pPr>
+      <w:r>
+        <w:rPr>
+          <w:sz w:val="24"/>
+          <w:szCs w:val="24"/>
+          <w:lang w:val="en-US"/>
+        </w:rPr>
+        <w:t>For example:</w:t>
+      </w:r>
+    </w:p>
+    <w:p>
+      <w:pPr>
+        <w:ind w:left="720"/>
+        <w:rPr>
+          <w:sz w:val="24"/>
+          <w:szCs w:val="24"/>
+          <w:lang w:val="en-US"/>
+        </w:rPr>
+      </w:pPr>
+      <w:r>
+        <w:rPr>
+          <w:sz w:val="24"/>
+          <w:szCs w:val="24"/>
+          <w:lang w:val="en-US"/>
+        </w:rPr>
+        <w:t>Query 1 – Reset password</w:t>
+      </w:r>
+    </w:p>
+    <w:p>
+      <w:pPr>
+        <w:ind w:left="720"/>
+        <w:rPr>
+          <w:sz w:val="24"/>
+          <w:szCs w:val="24"/>
+          <w:lang w:val="en-US"/>
+        </w:rPr>
+      </w:pPr>
+      <w:r>
+        <w:rPr>
+          <w:sz w:val="24"/>
+          <w:szCs w:val="24"/>
+          <w:lang w:val="en-US"/>
+        </w:rPr>
+        <w:t>Query 2 – I no longer remember my password and need to create one</w:t>
+      </w:r>
+      <w:r>
+        <w:rPr>
+          <w:sz w:val="24"/>
+          <w:szCs w:val="24"/>
+          <w:lang w:val="en-US"/>
+        </w:rPr>
+        <w:t>.</w:t>
+      </w:r>
+    </w:p>
+    <w:p>
+      <w:pPr>
+        <w:ind w:left="720"/>
+        <w:rPr>
+          <w:sz w:val="24"/>
+          <w:szCs w:val="24"/>
+          <w:lang w:val="en-US"/>
+        </w:rPr>
+      </w:pPr>
+      <w:r>
+        <w:rPr>
+          <w:sz w:val="24"/>
+          <w:szCs w:val="24"/>
+          <w:lang w:val="en-US"/>
+        </w:rPr>
+        <w:t>Vector A and Vector B point in the same direction.</w:t>
+      </w:r>
+      <w:r>
+        <w:rPr>
+          <w:sz w:val="24"/>
+          <w:szCs w:val="24"/>
+          <w:lang w:val="en-US"/>
+        </w:rPr>
+        <w:t xml:space="preserve"> Even though vector B is longer, their cosine similarity is very high.</w:t>
+      </w:r>
+      <w:r>
+        <w:rPr>
+          <w:sz w:val="24"/>
+          <w:szCs w:val="24"/>
+          <w:lang w:val="en-US"/>
+        </w:rPr>
+        <w:t xml:space="preserve"> Vector C points in a different direction.</w:t>
+      </w:r>
+      <w:r>
+        <w:rPr>
+          <w:sz w:val="24"/>
+          <w:szCs w:val="24"/>
+          <w:lang w:val="en-US"/>
+        </w:rPr>
+        <w:t xml:space="preserve"> So it has lower similarity with A.</w:t>
+      </w:r>
+    </w:p>
+    <w:p>
+      <w:pPr>
+        <w:ind w:left="720"/>
+        <w:rPr>
+          <w:sz w:val="24"/>
+          <w:szCs w:val="24"/>
+          <w:lang w:val="en-US"/>
+        </w:rPr>
+      </w:pPr>
+      <w:r>
+        <w:rPr>
+          <w:sz w:val="24"/>
+          <w:szCs w:val="24"/>
+          <w:lang w:val="en-US"/>
+        </w:rPr>
+        <w:t>This is useful because 2 pieces of text can contain different amounts of detail but still express the same general intent.</w:t>
+      </w:r>
+    </w:p>
+    <w:p>
+      <w:pPr>
+        <w:rPr>
+          <w:sz w:val="24"/>
+          <w:szCs w:val="24"/>
+          <w:lang w:val="en-US"/>
+        </w:rPr>
+      </w:pPr>
+    </w:p>
+    <w:p>
+      <w:pPr>
+        <w:pStyle w:val="ListParagraph"/>
+        <w:numPr>
+          <w:ilvl w:val="0"/>
+          <w:numId w:val="1"/>
+        </w:numPr>
+        <w:rPr>
+          <w:sz w:val="24"/>
+          <w:szCs w:val="24"/>
+          <w:lang w:val="en-US"/>
+        </w:rPr>
+      </w:pPr>
+      <w:r>
+        <w:rPr>
+          <w:sz w:val="24"/>
+          <w:szCs w:val="24"/>
+          <w:lang w:val="en-US"/>
+        </w:rPr>
+        <w:t>Cosine similarity does not “understand” truth.</w:t>
+      </w:r>
+      <w:r>
+        <w:rPr>
+          <w:sz w:val="24"/>
+          <w:szCs w:val="24"/>
+          <w:lang w:val="en-US"/>
+        </w:rPr>
+        <w:t xml:space="preserve"> 2 false statements can be semantically similar.</w:t>
+      </w:r>
+      <w:r>
+        <w:rPr>
+          <w:sz w:val="24"/>
+          <w:szCs w:val="24"/>
+          <w:lang w:val="en-US"/>
+        </w:rPr>
+        <w:t xml:space="preserve"> 2 harmful instructions can be semantically similar.</w:t>
+      </w:r>
+      <w:r>
+        <w:rPr>
+          <w:sz w:val="24"/>
+          <w:szCs w:val="24"/>
+          <w:lang w:val="en-US"/>
+        </w:rPr>
+        <w:t xml:space="preserve"> 2 texts can be close in topic but disagree completely.</w:t>
+      </w:r>
+    </w:p>
+    <w:p>
+      <w:pPr>
+        <w:ind w:left="720"/>
+        <w:rPr>
+          <w:sz w:val="24"/>
+          <w:szCs w:val="24"/>
+          <w:lang w:val="en-US"/>
+        </w:rPr>
+      </w:pPr>
+      <w:r>
+        <w:rPr>
+          <w:sz w:val="24"/>
+          <w:szCs w:val="24"/>
+          <w:lang w:val="en-US"/>
+        </w:rPr>
+        <w:t>For example:</w:t>
+      </w:r>
+    </w:p>
+    <w:p>
+      <w:pPr>
+        <w:pStyle w:val="ListParagraph"/>
+        <w:numPr>
+          <w:ilvl w:val="0"/>
+          <w:numId w:val="3"/>
+        </w:numPr>
+        <w:rPr>
+          <w:sz w:val="24"/>
+          <w:szCs w:val="24"/>
+          <w:lang w:val="en-US"/>
+        </w:rPr>
+      </w:pPr>
+      <w:r>
+        <w:rPr>
+          <w:sz w:val="24"/>
+          <w:szCs w:val="24"/>
+          <w:lang w:val="en-US"/>
+        </w:rPr>
+        <w:t xml:space="preserve">JS is the best </w:t>
+      </w:r>
+      <w:r>
+        <w:rPr>
+          <w:sz w:val="24"/>
+          <w:szCs w:val="24"/>
+          <w:lang w:val="en-US"/>
+        </w:rPr>
+        <w:t>language.</w:t>
+      </w:r>
+    </w:p>
+    <w:p>
+      <w:pPr>
+        <w:pStyle w:val="ListParagraph"/>
+        <w:numPr>
+          <w:ilvl w:val="0"/>
+          <w:numId w:val="3"/>
+        </w:numPr>
+        <w:rPr>
+          <w:sz w:val="24"/>
+          <w:szCs w:val="24"/>
+          <w:lang w:val="en-US"/>
+        </w:rPr>
+      </w:pPr>
+      <w:r>
+        <w:rPr>
+          <w:sz w:val="24"/>
+          <w:szCs w:val="24"/>
+          <w:lang w:val="en-US"/>
+        </w:rPr>
+        <w:t>JS is the worst language.</w:t>
+      </w:r>
+    </w:p>
+    <w:p>
+      <w:pPr>
+        <w:ind w:left="720"/>
+        <w:rPr>
+          <w:sz w:val="24"/>
+          <w:szCs w:val="24"/>
+          <w:lang w:val="en-US"/>
+        </w:rPr>
+      </w:pPr>
+      <w:r>
+        <w:rPr>
+          <w:sz w:val="24"/>
+          <w:szCs w:val="24"/>
+          <w:lang w:val="en-US"/>
+        </w:rPr>
+        <w:t>May still have relatively similar embeddings because both discuss opinions about JS.</w:t>
+      </w:r>
+    </w:p>
+    <w:p>
+      <w:pPr>
+        <w:rPr>
+          <w:sz w:val="24"/>
+          <w:szCs w:val="24"/>
+          <w:lang w:val="en-US"/>
+        </w:rPr>
+      </w:pPr>
+    </w:p>
+    <w:p>
+      <w:pPr>
+        <w:pStyle w:val="ListParagraph"/>
+        <w:numPr>
+          <w:ilvl w:val="0"/>
+          <w:numId w:val="1"/>
+        </w:numPr>
+        <w:rPr>
+          <w:sz w:val="24"/>
+          <w:szCs w:val="24"/>
+          <w:lang w:val="en-US"/>
+        </w:rPr>
+      </w:pPr>
+      <w:r>
+        <w:rPr>
+          <w:sz w:val="24"/>
+          <w:szCs w:val="24"/>
+          <w:lang w:val="en-US"/>
+        </w:rPr>
+        <w:t>Embeddings capture relationships.</w:t>
+      </w:r>
+      <w:r>
+        <w:rPr>
+          <w:sz w:val="24"/>
+          <w:szCs w:val="24"/>
+          <w:lang w:val="en-US"/>
+        </w:rPr>
+        <w:t xml:space="preserve"> They do not independently verify facts, intent, quality, or safety</w:t>
+      </w:r>
+      <w:r>
+        <w:rPr>
+          <w:sz w:val="24"/>
+          <w:szCs w:val="24"/>
+          <w:lang w:val="en-US"/>
+        </w:rPr>
+        <w:t>.</w:t>
+      </w:r>
+    </w:p>
+    <w:p>
+      <w:pPr>
+        <w:rPr>
+          <w:sz w:val="24"/>
+          <w:szCs w:val="24"/>
+          <w:lang w:val="en-US"/>
+        </w:rPr>
+      </w:pPr>
+    </w:p>
+    <w:p>
+      <w:pPr>
+        <w:pStyle w:val="ListParagraph"/>
+        <w:numPr>
+          <w:ilvl w:val="0"/>
+          <w:numId w:val="1"/>
+        </w:numPr>
+        <w:rPr>
+          <w:sz w:val="24"/>
+          <w:szCs w:val="24"/>
+          <w:lang w:val="en-US"/>
+        </w:rPr>
+      </w:pPr>
+      <w:r>
+        <w:rPr>
+          <w:sz w:val="24"/>
+          <w:szCs w:val="24"/>
+          <w:lang w:val="en-US"/>
+        </w:rPr>
+        <w:t>Token embeddings – This process replaces a meaningless token ID with a dense numerical vector. That vector becomes the model’s initial representation of the token. Because the representation may later change as the model processes context.</w:t>
+      </w:r>
+    </w:p>
+    <w:p>
+      <w:pPr>
+        <w:rPr>
+          <w:sz w:val="24"/>
+          <w:szCs w:val="24"/>
+          <w:lang w:val="en-US"/>
+        </w:rPr>
+      </w:pPr>
+    </w:p>
+    <w:p>
+      <w:pPr>
+        <w:pStyle w:val="ListParagraph"/>
+        <w:numPr>
+          <w:ilvl w:val="0"/>
+          <w:numId w:val="1"/>
+        </w:numPr>
+        <w:rPr>
+          <w:sz w:val="24"/>
+          <w:szCs w:val="24"/>
+          <w:lang w:val="en-US"/>
+        </w:rPr>
+      </w:pPr>
+      <w:r>
+        <w:rPr>
+          <w:sz w:val="24"/>
+          <w:szCs w:val="24"/>
+          <w:lang w:val="en-US"/>
+        </w:rPr>
+        <w:t>Token embeddings alone identify the tokens, but the model also needs information about order or position.</w:t>
+      </w:r>
+      <w:r>
+        <w:rPr>
+          <w:sz w:val="24"/>
+          <w:szCs w:val="24"/>
+          <w:lang w:val="en-US"/>
+        </w:rPr>
+        <w:t xml:space="preserve"> Models therefore incorporate positional information using architecture-specific techniques.</w:t>
+      </w:r>
+    </w:p>
+    <w:p>
+      <w:pPr>
+        <w:pStyle w:val="ListParagraph"/>
+        <w:rPr>
+          <w:sz w:val="24"/>
+          <w:szCs w:val="24"/>
+          <w:lang w:val="en-US"/>
+        </w:rPr>
+      </w:pPr>
+    </w:p>
+    <w:p>
+      <w:pPr>
+        <w:pStyle w:val="ListParagraph"/>
+        <w:rPr>
+          <w:sz w:val="24"/>
+          <w:szCs w:val="24"/>
+          <w:lang w:val="en-US"/>
+        </w:rPr>
+      </w:pPr>
+      <w:r>
+        <w:rPr>
+          <w:sz w:val="24"/>
+          <w:szCs w:val="24"/>
+          <w:lang w:val="en-US"/>
+        </w:rPr>
+        <w:lastRenderedPageBreak/>
+        <w:t>Example:</w:t>
+      </w:r>
+    </w:p>
+    <w:p>
+      <w:pPr>
+        <w:pStyle w:val="ListParagraph"/>
+        <w:numPr>
+          <w:ilvl w:val="0"/>
+          <w:numId w:val="3"/>
+        </w:numPr>
+        <w:rPr>
+          <w:sz w:val="24"/>
+          <w:szCs w:val="24"/>
+          <w:lang w:val="en-US"/>
+        </w:rPr>
+      </w:pPr>
+      <w:r>
+        <w:rPr>
+          <w:sz w:val="24"/>
+          <w:szCs w:val="24"/>
+          <w:lang w:val="en-US"/>
+        </w:rPr>
+        <w:t>Dog bites man</w:t>
+      </w:r>
+    </w:p>
+    <w:p>
+      <w:pPr>
+        <w:pStyle w:val="ListParagraph"/>
+        <w:numPr>
+          <w:ilvl w:val="0"/>
+          <w:numId w:val="3"/>
+        </w:numPr>
+        <w:rPr>
+          <w:sz w:val="24"/>
+          <w:szCs w:val="24"/>
+          <w:lang w:val="en-US"/>
+        </w:rPr>
+      </w:pPr>
+      <w:r>
+        <w:rPr>
+          <w:sz w:val="24"/>
+          <w:szCs w:val="24"/>
+          <w:lang w:val="en-US"/>
+        </w:rPr>
+        <w:t>Man bites dog</w:t>
+      </w:r>
+    </w:p>
+    <w:p>
+      <w:pPr>
+        <w:ind w:left="720"/>
+        <w:rPr>
+          <w:sz w:val="24"/>
+          <w:szCs w:val="24"/>
+          <w:lang w:val="en-US"/>
+        </w:rPr>
+      </w:pPr>
+      <w:r>
+        <w:rPr>
+          <w:sz w:val="24"/>
+          <w:szCs w:val="24"/>
+          <w:lang w:val="en-US"/>
+        </w:rPr>
+        <w:t>These 2 have the same tokens, the same token embeddings, but the position of these tokens matter in a sentence.</w:t>
+      </w:r>
+    </w:p>
+    <w:p>
+      <w:pPr>
+        <w:ind w:left="720"/>
+        <w:rPr>
+          <w:sz w:val="24"/>
+          <w:szCs w:val="24"/>
+          <w:lang w:val="en-US"/>
+        </w:rPr>
+      </w:pPr>
+      <w:r>
+        <w:rPr>
+          <w:sz w:val="24"/>
+          <w:szCs w:val="24"/>
+          <w:lang w:val="en-US"/>
+        </w:rPr>
+        <w:t>The embedding tells the model which token is present.</w:t>
+      </w:r>
+      <w:r>
+        <w:rPr>
+          <w:sz w:val="24"/>
+          <w:szCs w:val="24"/>
+          <w:lang w:val="en-US"/>
+        </w:rPr>
+        <w:t xml:space="preserve"> Positional information helps tell the model where the token appears.</w:t>
+      </w:r>
+      <w:r>
+        <w:rPr>
+          <w:sz w:val="24"/>
+          <w:szCs w:val="24"/>
+          <w:lang w:val="en-US"/>
+        </w:rPr>
+        <w:t xml:space="preserve"> The model needs both identity and order.</w:t>
       </w:r>
     </w:p>
     <w:sectPr>
@@ -1039,6 +1546,119 @@
 <file path=word/numbering.xml><?xml version="1.0" encoding="utf-8"?>
 <w:numbering xmlns:wpc="http://schemas.microsoft.com/office/word/2010/wordprocessingCanvas" xmlns:cx="http://schemas.microsoft.com/office/drawing/2014/chartex" xmlns:cx1="http://schemas.microsoft.com/office/drawing/2015/9/8/chartex" xmlns:cx2="http://schemas.microsoft.com/office/drawing/2015/10/21/chartex" xmlns:cx3="http://schemas.microsoft.com/office/drawing/2016/5/9/chartex" xmlns:cx4="http://schemas.microsoft.com/office/drawing/2016/5/10/chartex" xmlns:cx5="http://schemas.microsoft.com/office/drawing/2016/5/11/chartex" xmlns:cx6="http://schemas.microsoft.com/office/drawing/2016/5/12/chartex" xmlns:cx7="http://schemas.microsoft.com/office/drawing/2016/5/13/chartex" xmlns:cx8="http://schemas.microsoft.com/office/drawing/2016/5/14/chartex" xmlns:mc="http://schemas.openxmlformats.org/markup-compatibility/2006" xmlns:aink="http://schemas.microsoft.com/office/drawing/2016/ink" xmlns:am3d="http://schemas.microsoft.com/office/drawing/2017/model3d" xmlns:o="urn:schemas-microsoft-com:office:office" xmlns:oel="http://schemas.microsoft.com/office/2019/extlst" xmlns:r="http://schemas.openxmlformats.org/officeDocument/2006/relationships" xmlns:m="http://schemas.openxmlformats.org/officeDocument/2006/math" xmlns:v="urn:schemas-microsoft-com:vml" xmlns:wp14="http://schemas.microsoft.com/office/word/2010/wordprocessingDrawing" xmlns:wp="http://schemas.openxmlformats.org/drawingml/2006/wordprocessingDrawing" xmlns:w10="urn:schemas-microsoft-com:office:word" xmlns:w="http://schemas.openxmlformats.org/wordprocessingml/2006/main" xmlns:w14="http://schemas.microsoft.com/office/word/2010/wordml" xmlns:w15="http://schemas.microsoft.com/office/word/2012/wordml" xmlns:w16cex="http://schemas.microsoft.com/office/word/2018/wordml/cex" xmlns:w16cid="http://schemas.microsoft.com/office/word/2016/wordml/cid" xmlns:w16="http://schemas.microsoft.com/office/word/2018/wordml" xmlns:w16du="http://schemas.microsoft.com/office/word/2023/wordml/word16du" xmlns:w16sdtdh="http://schemas.microsoft.com/office/word/2020/wordml/sdtdatahash" xmlns:w16sdtfl="http://schemas.microsoft.com/office/word/2024/wordml/sdtformatlock" xmlns:w16se="http://schemas.microsoft.com/office/word/2015/wordml/symex" xmlns:wpg="http://schemas.microsoft.com/office/word/2010/wordprocessingGroup" xmlns:wpi="http://schemas.microsoft.com/office/word/2010/wordprocessingInk" xmlns:wne="http://schemas.microsoft.com/office/word/2006/wordml" xmlns:wps="http://schemas.microsoft.com/office/word/2010/wordprocessingShape" mc:Ignorable="w14 w15 w16se w16cid w16 w16cex w16sdtdh w16sdtfl w16du wp14">
   <w:abstractNum w:abstractNumId="0" w15:restartNumberingAfterBreak="0">
+    <w:nsid w:val="27843538"/>
+    <w:multiLevelType w:val="hybridMultilevel"/>
+    <w:tmpl w:val="A72264B2"/>
+    <w:lvl w:ilvl="0" w:tplc="5DAC17BA">
+      <w:start w:val="13"/>
+      <w:numFmt w:val="bullet"/>
+      <w:lvlText w:val="-"/>
+      <w:lvlJc w:val="left"/>
+      <w:pPr>
+        <w:ind w:left="1080" w:hanging="360"/>
+      </w:pPr>
+      <w:rPr>
+        <w:rFonts w:ascii="Calibri" w:eastAsiaTheme="minorHAnsi" w:hAnsi="Calibri" w:cs="Calibri" w:hint="default"/>
+      </w:rPr>
+    </w:lvl>
+    <w:lvl w:ilvl="1" w:tplc="40090003" w:tentative="1">
+      <w:start w:val="1"/>
+      <w:numFmt w:val="bullet"/>
+      <w:lvlText w:val="o"/>
+      <w:lvlJc w:val="left"/>
+      <w:pPr>
+        <w:ind w:left="1800" w:hanging="360"/>
+      </w:pPr>
+      <w:rPr>
+        <w:rFonts w:ascii="Courier New" w:hAnsi="Courier New" w:cs="Courier New" w:hint="default"/>
+      </w:rPr>
+    </w:lvl>
+    <w:lvl w:ilvl="2" w:tplc="40090005" w:tentative="1">
+      <w:start w:val="1"/>
+      <w:numFmt w:val="bullet"/>
+      <w:lvlText w:val=""/>
+      <w:lvlJc w:val="left"/>
+      <w:pPr>
+        <w:ind w:left="2520" w:hanging="360"/>
+      </w:pPr>
+      <w:rPr>
+        <w:rFonts w:ascii="Wingdings" w:hAnsi="Wingdings" w:hint="default"/>
+      </w:rPr>
+    </w:lvl>
+    <w:lvl w:ilvl="3" w:tplc="40090001" w:tentative="1">
+      <w:start w:val="1"/>
+      <w:numFmt w:val="bullet"/>
+      <w:lvlText w:val=""/>
+      <w:lvlJc w:val="left"/>
+      <w:pPr>
+        <w:ind w:left="3240" w:hanging="360"/>
+      </w:pPr>
+      <w:rPr>
+        <w:rFonts w:ascii="Symbol" w:hAnsi="Symbol" w:hint="default"/>
+      </w:rPr>
+    </w:lvl>
+    <w:lvl w:ilvl="4" w:tplc="40090003" w:tentative="1">
+      <w:start w:val="1"/>
+      <w:numFmt w:val="bullet"/>
+      <w:lvlText w:val="o"/>
+      <w:lvlJc w:val="left"/>
+      <w:pPr>
+        <w:ind w:left="3960" w:hanging="360"/>
+      </w:pPr>
+      <w:rPr>
+        <w:rFonts w:ascii="Courier New" w:hAnsi="Courier New" w:cs="Courier New" w:hint="default"/>
+      </w:rPr>
+    </w:lvl>
+    <w:lvl w:ilvl="5" w:tplc="40090005" w:tentative="1">
+      <w:start w:val="1"/>
+      <w:numFmt w:val="bullet"/>
+      <w:lvlText w:val=""/>
+      <w:lvlJc w:val="left"/>
+      <w:pPr>
+        <w:ind w:left="4680" w:hanging="360"/>
+      </w:pPr>
+      <w:rPr>
+        <w:rFonts w:ascii="Wingdings" w:hAnsi="Wingdings" w:hint="default"/>
+      </w:rPr>
+    </w:lvl>
+    <w:lvl w:ilvl="6" w:tplc="40090001" w:tentative="1">
+      <w:start w:val="1"/>
+      <w:numFmt w:val="bullet"/>
+      <w:lvlText w:val=""/>
+      <w:lvlJc w:val="left"/>
+      <w:pPr>
+        <w:ind w:left="5400" w:hanging="360"/>
+      </w:pPr>
+      <w:rPr>
+        <w:rFonts w:ascii="Symbol" w:hAnsi="Symbol" w:hint="default"/>
+      </w:rPr>
+    </w:lvl>
+    <w:lvl w:ilvl="7" w:tplc="40090003" w:tentative="1">
+      <w:start w:val="1"/>
+      <w:numFmt w:val="bullet"/>
+      <w:lvlText w:val="o"/>
+      <w:lvlJc w:val="left"/>
+      <w:pPr>
+        <w:ind w:left="6120" w:hanging="360"/>
+      </w:pPr>
+      <w:rPr>
+        <w:rFonts w:ascii="Courier New" w:hAnsi="Courier New" w:cs="Courier New" w:hint="default"/>
+      </w:rPr>
+    </w:lvl>
+    <w:lvl w:ilvl="8" w:tplc="40090005" w:tentative="1">
+      <w:start w:val="1"/>
+      <w:numFmt w:val="bullet"/>
+      <w:lvlText w:val=""/>
+      <w:lvlJc w:val="left"/>
+      <w:pPr>
+        <w:ind w:left="6840" w:hanging="360"/>
+      </w:pPr>
+      <w:rPr>
+        <w:rFonts w:ascii="Wingdings" w:hAnsi="Wingdings" w:hint="default"/>
+      </w:rPr>
+    </w:lvl>
+  </w:abstractNum>
+  <w:abstractNum w:abstractNumId="1" w15:restartNumberingAfterBreak="0">
     <w:nsid w:val="3DF9287C"/>
     <w:multiLevelType w:val="hybridMultilevel"/>
     <w:tmpl w:val="E884D552"/>
@@ -1127,7 +1747,7 @@
       </w:pPr>
     </w:lvl>
   </w:abstractNum>
-  <w:abstractNum w:abstractNumId="1" w15:restartNumberingAfterBreak="0">
+  <w:abstractNum w:abstractNumId="2" w15:restartNumberingAfterBreak="0">
     <w:nsid w:val="4C842259"/>
     <w:multiLevelType w:val="hybridMultilevel"/>
     <w:tmpl w:val="0826F236"/>
@@ -1217,10 +1837,13 @@
     </w:lvl>
   </w:abstractNum>
   <w:num w:numId="1" w16cid:durableId="1791052313">
-    <w:abstractNumId w:val="0"/>
+    <w:abstractNumId w:val="1"/>
   </w:num>
   <w:num w:numId="2" w16cid:durableId="1785729306">
-    <w:abstractNumId w:val="1"/>
+    <w:abstractNumId w:val="2"/>
+  </w:num>
+  <w:num w:numId="3" w16cid:durableId="1797599809">
+    <w:abstractNumId w:val="0"/>
   </w:num>
 </w:numbering>
 </file>

--- a/AI/Season_1/Episode_5/HowMachinesRepresentMeaning.docx
+++ b/AI/Season_1/Episode_5/HowMachinesRepresentMeaning.docx
@@ -1531,6 +1531,580 @@
           <w:lang w:val="en-US"/>
         </w:rPr>
         <w:t xml:space="preserve"> The model needs both identity and order.</w:t>
+      </w:r>
+    </w:p>
+    <w:p>
+      <w:pPr>
+        <w:rPr>
+          <w:sz w:val="24"/>
+          <w:szCs w:val="24"/>
+          <w:lang w:val="en-US"/>
+        </w:rPr>
+      </w:pPr>
+    </w:p>
+    <w:p>
+      <w:pPr>
+        <w:pStyle w:val="ListParagraph"/>
+        <w:numPr>
+          <w:ilvl w:val="0"/>
+          <w:numId w:val="1"/>
+        </w:numPr>
+        <w:rPr>
+          <w:sz w:val="24"/>
+          <w:szCs w:val="24"/>
+          <w:lang w:val="en-US"/>
+        </w:rPr>
+      </w:pPr>
+      <w:r>
+        <w:rPr>
+          <w:sz w:val="24"/>
+          <w:szCs w:val="24"/>
+          <w:lang w:val="en-US"/>
+        </w:rPr>
+        <w:t>Token embeddings help a language model process a sequence internally.</w:t>
+      </w:r>
+      <w:r>
+        <w:rPr>
+          <w:sz w:val="24"/>
+          <w:szCs w:val="24"/>
+          <w:lang w:val="en-US"/>
+        </w:rPr>
+        <w:t xml:space="preserve"> </w:t>
+      </w:r>
+    </w:p>
+    <w:p>
+      <w:pPr>
+        <w:pStyle w:val="ListParagraph"/>
+        <w:rPr>
+          <w:sz w:val="24"/>
+          <w:szCs w:val="24"/>
+          <w:lang w:val="en-US"/>
+        </w:rPr>
+      </w:pPr>
+    </w:p>
+    <w:p>
+      <w:pPr>
+        <w:pStyle w:val="ListParagraph"/>
+        <w:rPr>
+          <w:sz w:val="24"/>
+          <w:szCs w:val="24"/>
+          <w:lang w:val="en-US"/>
+        </w:rPr>
+      </w:pPr>
+      <w:r>
+        <w:rPr>
+          <w:sz w:val="24"/>
+          <w:szCs w:val="24"/>
+          <w:lang w:val="en-US"/>
+        </w:rPr>
+        <w:t xml:space="preserve">Text embeddings </w:t>
+      </w:r>
+      <w:r>
+        <w:rPr>
+          <w:sz w:val="24"/>
+          <w:szCs w:val="24"/>
+          <w:lang w:val="en-US"/>
+        </w:rPr>
+        <w:t xml:space="preserve">(1 vector for a sentence) </w:t>
+      </w:r>
+      <w:r>
+        <w:rPr>
+          <w:sz w:val="24"/>
+          <w:szCs w:val="24"/>
+          <w:lang w:val="en-US"/>
+        </w:rPr>
+        <w:t>are often produced specifically for tasks such as Search, Retrieval, Clustrering, Recommendations, Classification, Duplicate detection</w:t>
+      </w:r>
+      <w:r>
+        <w:rPr>
+          <w:sz w:val="24"/>
+          <w:szCs w:val="24"/>
+          <w:lang w:val="en-US"/>
+        </w:rPr>
+        <w:t>.</w:t>
+      </w:r>
+    </w:p>
+    <w:p>
+      <w:pPr>
+        <w:pStyle w:val="ListParagraph"/>
+        <w:rPr>
+          <w:sz w:val="24"/>
+          <w:szCs w:val="24"/>
+          <w:lang w:val="en-US"/>
+        </w:rPr>
+      </w:pPr>
+    </w:p>
+    <w:p>
+      <w:pPr>
+        <w:pStyle w:val="ListParagraph"/>
+        <w:rPr>
+          <w:sz w:val="24"/>
+          <w:szCs w:val="24"/>
+          <w:lang w:val="en-US"/>
+        </w:rPr>
+      </w:pPr>
+      <w:r>
+        <w:rPr>
+          <w:sz w:val="24"/>
+          <w:szCs w:val="24"/>
+          <w:lang w:val="en-US"/>
+        </w:rPr>
+        <w:t>The word “embedding” can refer to both, so always ask:</w:t>
+      </w:r>
+    </w:p>
+    <w:p>
+      <w:pPr>
+        <w:pStyle w:val="ListParagraph"/>
+        <w:rPr>
+          <w:sz w:val="24"/>
+          <w:szCs w:val="24"/>
+          <w:lang w:val="en-US"/>
+        </w:rPr>
+      </w:pPr>
+      <w:r>
+        <w:rPr>
+          <w:sz w:val="24"/>
+          <w:szCs w:val="24"/>
+          <w:lang w:val="en-US"/>
+        </w:rPr>
+        <w:t>An embedding of what, and for which task?</w:t>
+      </w:r>
+    </w:p>
+    <w:p>
+      <w:pPr>
+        <w:pStyle w:val="ListParagraph"/>
+        <w:rPr>
+          <w:sz w:val="24"/>
+          <w:szCs w:val="24"/>
+          <w:lang w:val="en-US"/>
+        </w:rPr>
+      </w:pPr>
+    </w:p>
+    <w:p>
+      <w:pPr>
+        <w:pStyle w:val="ListParagraph"/>
+        <w:rPr>
+          <w:sz w:val="24"/>
+          <w:szCs w:val="24"/>
+          <w:lang w:val="en-US"/>
+        </w:rPr>
+      </w:pPr>
+      <w:r>
+        <w:rPr>
+          <w:sz w:val="24"/>
+          <w:szCs w:val="24"/>
+          <w:lang w:val="en-US"/>
+        </w:rPr>
+        <w:t>If you need to find out similarities between 2 sentences, you need text embeddings.</w:t>
+      </w:r>
+    </w:p>
+    <w:p>
+      <w:pPr>
+        <w:pStyle w:val="ListParagraph"/>
+        <w:rPr>
+          <w:sz w:val="24"/>
+          <w:szCs w:val="24"/>
+          <w:lang w:val="en-US"/>
+        </w:rPr>
+      </w:pPr>
+      <w:r>
+        <w:rPr>
+          <w:sz w:val="24"/>
+          <w:szCs w:val="24"/>
+          <w:lang w:val="en-US"/>
+        </w:rPr>
+        <w:t>If you need the sequence and order of tokens, you need token embeddings.</w:t>
+      </w:r>
+    </w:p>
+    <w:p>
+      <w:pPr>
+        <w:pStyle w:val="ListParagraph"/>
+        <w:rPr>
+          <w:sz w:val="24"/>
+          <w:szCs w:val="24"/>
+          <w:lang w:val="en-US"/>
+        </w:rPr>
+      </w:pPr>
+    </w:p>
+    <w:p>
+      <w:pPr>
+        <w:pStyle w:val="ListParagraph"/>
+        <w:rPr>
+          <w:sz w:val="24"/>
+          <w:szCs w:val="24"/>
+          <w:lang w:val="en-US"/>
+        </w:rPr>
+      </w:pPr>
+      <w:r>
+        <w:rPr>
+          <w:sz w:val="24"/>
+          <w:szCs w:val="24"/>
+          <w:lang w:val="en-US"/>
+        </w:rPr>
+        <w:t>Token embeddings help an LLM process individual tokens.</w:t>
+      </w:r>
+    </w:p>
+    <w:p>
+      <w:pPr>
+        <w:pStyle w:val="ListParagraph"/>
+        <w:rPr>
+          <w:sz w:val="24"/>
+          <w:szCs w:val="24"/>
+          <w:lang w:val="en-US"/>
+        </w:rPr>
+      </w:pPr>
+      <w:r>
+        <w:rPr>
+          <w:sz w:val="24"/>
+          <w:szCs w:val="24"/>
+          <w:lang w:val="en-US"/>
+        </w:rPr>
+        <w:t>Text embeddings help applications compare and retrieve larger pieces of content.</w:t>
+      </w:r>
+    </w:p>
+    <w:p>
+      <w:pPr>
+        <w:rPr>
+          <w:sz w:val="24"/>
+          <w:szCs w:val="24"/>
+          <w:lang w:val="en-US"/>
+        </w:rPr>
+      </w:pPr>
+    </w:p>
+    <w:p>
+      <w:pPr>
+        <w:pStyle w:val="ListParagraph"/>
+        <w:numPr>
+          <w:ilvl w:val="0"/>
+          <w:numId w:val="1"/>
+        </w:numPr>
+        <w:rPr>
+          <w:sz w:val="24"/>
+          <w:szCs w:val="24"/>
+          <w:lang w:val="en-US"/>
+        </w:rPr>
+      </w:pPr>
+      <w:r>
+        <w:rPr>
+          <w:sz w:val="24"/>
+          <w:szCs w:val="24"/>
+          <w:lang w:val="en-US"/>
+        </w:rPr>
+        <w:t>Context means data alongwith the words.</w:t>
+      </w:r>
+    </w:p>
+    <w:p>
+      <w:pPr>
+        <w:pStyle w:val="ListParagraph"/>
+        <w:rPr>
+          <w:sz w:val="24"/>
+          <w:szCs w:val="24"/>
+          <w:lang w:val="en-US"/>
+        </w:rPr>
+      </w:pPr>
+    </w:p>
+    <w:p>
+      <w:pPr>
+        <w:pStyle w:val="ListParagraph"/>
+        <w:rPr>
+          <w:sz w:val="24"/>
+          <w:szCs w:val="24"/>
+          <w:lang w:val="en-US"/>
+        </w:rPr>
+      </w:pPr>
+      <w:r>
+        <w:rPr>
+          <w:sz w:val="24"/>
+          <w:szCs w:val="24"/>
+          <w:lang w:val="en-US"/>
+        </w:rPr>
+        <w:t>A simple static embedding system may assign 1 fixed vector to the word “apple”. That single vector somehow represent both meanings</w:t>
+      </w:r>
+      <w:r>
+        <w:rPr>
+          <w:sz w:val="24"/>
+          <w:szCs w:val="24"/>
+          <w:lang w:val="en-US"/>
+        </w:rPr>
+        <w:t>.</w:t>
+      </w:r>
+    </w:p>
+    <w:p>
+      <w:pPr>
+        <w:pStyle w:val="ListParagraph"/>
+        <w:rPr>
+          <w:sz w:val="24"/>
+          <w:szCs w:val="24"/>
+          <w:lang w:val="en-US"/>
+        </w:rPr>
+      </w:pPr>
+    </w:p>
+    <w:p>
+      <w:pPr>
+        <w:pStyle w:val="ListParagraph"/>
+        <w:rPr>
+          <w:sz w:val="24"/>
+          <w:szCs w:val="24"/>
+          <w:lang w:val="en-US"/>
+        </w:rPr>
+      </w:pPr>
+      <w:r>
+        <w:rPr>
+          <w:sz w:val="24"/>
+          <w:szCs w:val="24"/>
+          <w:lang w:val="en-US"/>
+        </w:rPr>
+        <w:t>That creates a problem because words can have multiple meanings. This is called polysemy.</w:t>
+      </w:r>
+      <w:r>
+        <w:rPr>
+          <w:sz w:val="24"/>
+          <w:szCs w:val="24"/>
+          <w:lang w:val="en-US"/>
+        </w:rPr>
+        <w:t xml:space="preserve"> The meaning depends on context.</w:t>
+      </w:r>
+    </w:p>
+    <w:p>
+      <w:pPr>
+        <w:pStyle w:val="ListParagraph"/>
+        <w:rPr>
+          <w:sz w:val="24"/>
+          <w:szCs w:val="24"/>
+          <w:lang w:val="en-US"/>
+        </w:rPr>
+      </w:pPr>
+    </w:p>
+    <w:p>
+      <w:pPr>
+        <w:pStyle w:val="ListParagraph"/>
+        <w:rPr>
+          <w:sz w:val="24"/>
+          <w:szCs w:val="24"/>
+          <w:lang w:val="en-US"/>
+        </w:rPr>
+      </w:pPr>
+      <w:r>
+        <w:rPr>
+          <w:sz w:val="24"/>
+          <w:szCs w:val="24"/>
+          <w:lang w:val="en-US"/>
+        </w:rPr>
+        <w:t>Modern language models solve this more effectively using contextual represantions.</w:t>
+      </w:r>
+    </w:p>
+    <w:p>
+      <w:pPr>
+        <w:pStyle w:val="ListParagraph"/>
+        <w:rPr>
+          <w:sz w:val="24"/>
+          <w:szCs w:val="24"/>
+          <w:lang w:val="en-US"/>
+        </w:rPr>
+      </w:pPr>
+    </w:p>
+    <w:p>
+      <w:pPr>
+        <w:pStyle w:val="ListParagraph"/>
+        <w:rPr>
+          <w:sz w:val="24"/>
+          <w:szCs w:val="24"/>
+          <w:lang w:val="en-US"/>
+        </w:rPr>
+      </w:pPr>
+      <w:r>
+        <w:rPr>
+          <w:sz w:val="24"/>
+          <w:szCs w:val="24"/>
+          <w:lang w:val="en-US"/>
+        </w:rPr>
+        <w:t>The representation of a token changes based on the surrounding words.</w:t>
+      </w:r>
+    </w:p>
+    <w:p>
+      <w:pPr>
+        <w:pStyle w:val="ListParagraph"/>
+        <w:rPr>
+          <w:sz w:val="24"/>
+          <w:szCs w:val="24"/>
+          <w:lang w:val="en-US"/>
+        </w:rPr>
+      </w:pPr>
+    </w:p>
+    <w:p>
+      <w:pPr>
+        <w:pStyle w:val="ListParagraph"/>
+        <w:rPr>
+          <w:sz w:val="24"/>
+          <w:szCs w:val="24"/>
+          <w:lang w:val="en-US"/>
+        </w:rPr>
+      </w:pPr>
+      <w:r>
+        <w:rPr>
+          <w:sz w:val="24"/>
+          <w:szCs w:val="24"/>
+          <w:lang w:val="en-US"/>
+        </w:rPr>
+        <w:t>The same token can develop different contextual representations depending on the sentence around it.</w:t>
+      </w:r>
+    </w:p>
+    <w:p>
+      <w:pPr>
+        <w:rPr>
+          <w:sz w:val="24"/>
+          <w:szCs w:val="24"/>
+          <w:lang w:val="en-US"/>
+        </w:rPr>
+      </w:pPr>
+    </w:p>
+    <w:p>
+      <w:pPr>
+        <w:pStyle w:val="ListParagraph"/>
+        <w:numPr>
+          <w:ilvl w:val="0"/>
+          <w:numId w:val="1"/>
+        </w:numPr>
+        <w:rPr>
+          <w:sz w:val="24"/>
+          <w:szCs w:val="24"/>
+          <w:lang w:val="en-US"/>
+        </w:rPr>
+      </w:pPr>
+      <w:r>
+        <w:rPr>
+          <w:sz w:val="24"/>
+          <w:szCs w:val="24"/>
+          <w:lang w:val="en-US"/>
+        </w:rPr>
+        <w:t>How modern LLMs handle context?</w:t>
+      </w:r>
+    </w:p>
+    <w:p>
+      <w:pPr>
+        <w:pStyle w:val="ListParagraph"/>
+        <w:rPr>
+          <w:sz w:val="24"/>
+          <w:szCs w:val="24"/>
+          <w:lang w:val="en-US"/>
+        </w:rPr>
+      </w:pPr>
+      <w:r>
+        <w:rPr>
+          <w:sz w:val="24"/>
+          <w:szCs w:val="24"/>
+          <w:lang w:val="en-US"/>
+        </w:rPr>
+        <w:lastRenderedPageBreak/>
+        <w:t>In a transformer-based language model the token first receives an initial token embedding</w:t>
+      </w:r>
+      <w:r>
+        <w:rPr>
+          <w:sz w:val="24"/>
+          <w:szCs w:val="24"/>
+          <w:lang w:val="en-US"/>
+        </w:rPr>
+        <w:t>. Then the model processes it together with the surrounding tokens.</w:t>
+      </w:r>
+    </w:p>
+    <w:p>
+      <w:pPr>
+        <w:pStyle w:val="ListParagraph"/>
+        <w:rPr>
+          <w:sz w:val="24"/>
+          <w:szCs w:val="24"/>
+          <w:lang w:val="en-US"/>
+        </w:rPr>
+      </w:pPr>
+    </w:p>
+    <w:p>
+      <w:pPr>
+        <w:pStyle w:val="ListParagraph"/>
+        <w:rPr>
+          <w:sz w:val="24"/>
+          <w:szCs w:val="24"/>
+          <w:lang w:val="en-US"/>
+        </w:rPr>
+      </w:pPr>
+      <w:r>
+        <w:rPr>
+          <w:sz w:val="24"/>
+          <w:szCs w:val="24"/>
+          <w:lang w:val="en-US"/>
+        </w:rPr>
+        <w:t>Through multiple layers, the representation becomes contextualized</w:t>
+      </w:r>
+      <w:r>
+        <w:rPr>
+          <w:sz w:val="24"/>
+          <w:szCs w:val="24"/>
+          <w:lang w:val="en-US"/>
+        </w:rPr>
+        <w:t>.</w:t>
+      </w:r>
+    </w:p>
+    <w:p>
+      <w:pPr>
+        <w:pStyle w:val="ListParagraph"/>
+        <w:rPr>
+          <w:sz w:val="24"/>
+          <w:szCs w:val="24"/>
+          <w:lang w:val="en-US"/>
+        </w:rPr>
+      </w:pPr>
+    </w:p>
+    <w:p>
+      <w:pPr>
+        <w:pStyle w:val="ListParagraph"/>
+        <w:rPr>
+          <w:sz w:val="24"/>
+          <w:szCs w:val="24"/>
+          <w:lang w:val="en-US"/>
+        </w:rPr>
+      </w:pPr>
+      <w:r>
+        <w:rPr>
+          <w:sz w:val="24"/>
+          <w:szCs w:val="24"/>
+          <w:lang w:val="en-US"/>
+        </w:rPr>
+        <w:t>The initial token may be the same.</w:t>
+      </w:r>
+      <w:r>
+        <w:rPr>
+          <w:sz w:val="24"/>
+          <w:szCs w:val="24"/>
+          <w:lang w:val="en-US"/>
+        </w:rPr>
+        <w:t xml:space="preserve"> But the model processes the complete sentence, its internal representation changes according to context.</w:t>
+      </w:r>
+    </w:p>
+    <w:p>
+      <w:pPr>
+        <w:pStyle w:val="ListParagraph"/>
+        <w:rPr>
+          <w:sz w:val="24"/>
+          <w:szCs w:val="24"/>
+          <w:lang w:val="en-US"/>
+        </w:rPr>
+      </w:pPr>
+    </w:p>
+    <w:p>
+      <w:pPr>
+        <w:pStyle w:val="ListParagraph"/>
+        <w:rPr>
+          <w:sz w:val="24"/>
+          <w:szCs w:val="24"/>
+          <w:lang w:val="en-US"/>
+        </w:rPr>
+      </w:pPr>
+      <w:r>
+        <w:rPr>
+          <w:sz w:val="24"/>
+          <w:szCs w:val="24"/>
+          <w:lang w:val="en-US"/>
+        </w:rPr>
+        <w:t>Context modifies representation.</w:t>
       </w:r>
     </w:p>
     <w:sectPr>

--- a/AI/Season_1/Episode_5/HowMachinesRepresentMeaning.docx
+++ b/AI/Season_1/Episode_5/HowMachinesRepresentMeaning.docx
@@ -53,7 +53,25 @@
           <w:szCs w:val="24"/>
           <w:lang w:val="en-US"/>
         </w:rPr>
-        <w:t>A whole sentence is broken down into smaller smaller tokens</w:t>
+        <w:t xml:space="preserve">A whole sentence is broken down into smaller </w:t>
+      </w:r>
+      <w:proofErr w:type="spellStart"/>
+      <w:r>
+        <w:rPr>
+          <w:sz w:val="24"/>
+          <w:szCs w:val="24"/>
+          <w:lang w:val="en-US"/>
+        </w:rPr>
+        <w:t>smaller</w:t>
+      </w:r>
+      <w:proofErr w:type="spellEnd"/>
+      <w:r>
+        <w:rPr>
+          <w:sz w:val="24"/>
+          <w:szCs w:val="24"/>
+          <w:lang w:val="en-US"/>
+        </w:rPr>
+        <w:t xml:space="preserve"> tokens</w:t>
       </w:r>
       <w:r>
         <w:rPr>
@@ -660,7 +678,25 @@
           <w:szCs w:val="24"/>
           <w:lang w:val="en-US"/>
         </w:rPr>
-        <w:t>More dimensions != more intelligence</w:t>
+        <w:t xml:space="preserve">More </w:t>
+      </w:r>
+      <w:proofErr w:type="gramStart"/>
+      <w:r>
+        <w:rPr>
+          <w:sz w:val="24"/>
+          <w:szCs w:val="24"/>
+          <w:lang w:val="en-US"/>
+        </w:rPr>
+        <w:t>dimensions !</w:t>
+      </w:r>
+      <w:proofErr w:type="gramEnd"/>
+      <w:r>
+        <w:rPr>
+          <w:sz w:val="24"/>
+          <w:szCs w:val="24"/>
+          <w:lang w:val="en-US"/>
+        </w:rPr>
+        <w:t>= more intelligence</w:t>
       </w:r>
       <w:r>
         <w:rPr>
@@ -766,7 +802,25 @@
           <w:szCs w:val="24"/>
           <w:lang w:val="en-US"/>
         </w:rPr>
-        <w:t>When embeddings are trained well, related concepts often form neighbourhoods.</w:t>
+        <w:t xml:space="preserve">When embeddings are trained well, related concepts often form </w:t>
+      </w:r>
+      <w:proofErr w:type="spellStart"/>
+      <w:r>
+        <w:rPr>
+          <w:sz w:val="24"/>
+          <w:szCs w:val="24"/>
+          <w:lang w:val="en-US"/>
+        </w:rPr>
+        <w:t>neighbourhoods</w:t>
+      </w:r>
+      <w:proofErr w:type="spellEnd"/>
+      <w:r>
+        <w:rPr>
+          <w:sz w:val="24"/>
+          <w:szCs w:val="24"/>
+          <w:lang w:val="en-US"/>
+        </w:rPr>
+        <w:t>.</w:t>
       </w:r>
       <w:r>
         <w:rPr>
@@ -1127,7 +1181,25 @@
           <w:szCs w:val="24"/>
           <w:lang w:val="en-US"/>
         </w:rPr>
-        <w:t xml:space="preserve"> So it has lower similarity with A.</w:t>
+        <w:t xml:space="preserve"> </w:t>
+      </w:r>
+      <w:proofErr w:type="gramStart"/>
+      <w:r>
+        <w:rPr>
+          <w:sz w:val="24"/>
+          <w:szCs w:val="24"/>
+          <w:lang w:val="en-US"/>
+        </w:rPr>
+        <w:t>So</w:t>
+      </w:r>
+      <w:proofErr w:type="gramEnd"/>
+      <w:r>
+        <w:rPr>
+          <w:sz w:val="24"/>
+          <w:szCs w:val="24"/>
+          <w:lang w:val="en-US"/>
+        </w:rPr>
+        <w:t xml:space="preserve"> it has lower similarity with A.</w:t>
       </w:r>
     </w:p>
     <w:p>
@@ -1472,13 +1544,23 @@
           <w:lang w:val="en-US"/>
         </w:rPr>
       </w:pPr>
-      <w:r>
-        <w:rPr>
-          <w:sz w:val="24"/>
-          <w:szCs w:val="24"/>
-          <w:lang w:val="en-US"/>
-        </w:rPr>
-        <w:t>Man bites dog</w:t>
+      <w:proofErr w:type="gramStart"/>
+      <w:r>
+        <w:rPr>
+          <w:sz w:val="24"/>
+          <w:szCs w:val="24"/>
+          <w:lang w:val="en-US"/>
+        </w:rPr>
+        <w:t>Man</w:t>
+      </w:r>
+      <w:proofErr w:type="gramEnd"/>
+      <w:r>
+        <w:rPr>
+          <w:sz w:val="24"/>
+          <w:szCs w:val="24"/>
+          <w:lang w:val="en-US"/>
+        </w:rPr>
+        <w:t xml:space="preserve"> bites dog</w:t>
       </w:r>
     </w:p>
     <w:p>
@@ -1613,7 +1695,25 @@
           <w:szCs w:val="24"/>
           <w:lang w:val="en-US"/>
         </w:rPr>
-        <w:t>are often produced specifically for tasks such as Search, Retrieval, Clustrering, Recommendations, Classification, Duplicate detection</w:t>
+        <w:t xml:space="preserve">are often produced specifically for tasks such as Search, Retrieval, </w:t>
+      </w:r>
+      <w:proofErr w:type="spellStart"/>
+      <w:r>
+        <w:rPr>
+          <w:sz w:val="24"/>
+          <w:szCs w:val="24"/>
+          <w:lang w:val="en-US"/>
+        </w:rPr>
+        <w:t>Clustrering</w:t>
+      </w:r>
+      <w:proofErr w:type="spellEnd"/>
+      <w:r>
+        <w:rPr>
+          <w:sz w:val="24"/>
+          <w:szCs w:val="24"/>
+          <w:lang w:val="en-US"/>
+        </w:rPr>
+        <w:t>, Recommendations, Classification, Duplicate detection</w:t>
       </w:r>
       <w:r>
         <w:rPr>
@@ -1790,35 +1890,71 @@
           <w:szCs w:val="24"/>
           <w:lang w:val="en-US"/>
         </w:rPr>
-        <w:t>Context means data alongwith the words.</w:t>
-      </w:r>
-    </w:p>
-    <w:p>
-      <w:pPr>
-        <w:pStyle w:val="ListParagraph"/>
-        <w:rPr>
-          <w:sz w:val="24"/>
-          <w:szCs w:val="24"/>
-          <w:lang w:val="en-US"/>
-        </w:rPr>
-      </w:pPr>
-    </w:p>
-    <w:p>
-      <w:pPr>
-        <w:pStyle w:val="ListParagraph"/>
-        <w:rPr>
-          <w:sz w:val="24"/>
-          <w:szCs w:val="24"/>
-          <w:lang w:val="en-US"/>
-        </w:rPr>
-      </w:pPr>
-      <w:r>
-        <w:rPr>
-          <w:sz w:val="24"/>
-          <w:szCs w:val="24"/>
-          <w:lang w:val="en-US"/>
-        </w:rPr>
-        <w:t>A simple static embedding system may assign 1 fixed vector to the word “apple”. That single vector somehow represent both meanings</w:t>
+        <w:t xml:space="preserve">Context means data </w:t>
+      </w:r>
+      <w:proofErr w:type="spellStart"/>
+      <w:r>
+        <w:rPr>
+          <w:sz w:val="24"/>
+          <w:szCs w:val="24"/>
+          <w:lang w:val="en-US"/>
+        </w:rPr>
+        <w:t>alongwith</w:t>
+      </w:r>
+      <w:proofErr w:type="spellEnd"/>
+      <w:r>
+        <w:rPr>
+          <w:sz w:val="24"/>
+          <w:szCs w:val="24"/>
+          <w:lang w:val="en-US"/>
+        </w:rPr>
+        <w:t xml:space="preserve"> the words.</w:t>
+      </w:r>
+    </w:p>
+    <w:p>
+      <w:pPr>
+        <w:pStyle w:val="ListParagraph"/>
+        <w:rPr>
+          <w:sz w:val="24"/>
+          <w:szCs w:val="24"/>
+          <w:lang w:val="en-US"/>
+        </w:rPr>
+      </w:pPr>
+    </w:p>
+    <w:p>
+      <w:pPr>
+        <w:pStyle w:val="ListParagraph"/>
+        <w:rPr>
+          <w:sz w:val="24"/>
+          <w:szCs w:val="24"/>
+          <w:lang w:val="en-US"/>
+        </w:rPr>
+      </w:pPr>
+      <w:r>
+        <w:rPr>
+          <w:sz w:val="24"/>
+          <w:szCs w:val="24"/>
+          <w:lang w:val="en-US"/>
+        </w:rPr>
+        <w:t xml:space="preserve">A simple static embedding system may assign 1 fixed vector to the word “apple”. That single vector somehow </w:t>
+      </w:r>
+      <w:proofErr w:type="gramStart"/>
+      <w:r>
+        <w:rPr>
+          <w:sz w:val="24"/>
+          <w:szCs w:val="24"/>
+          <w:lang w:val="en-US"/>
+        </w:rPr>
+        <w:t>represent</w:t>
+      </w:r>
+      <w:proofErr w:type="gramEnd"/>
+      <w:r>
+        <w:rPr>
+          <w:sz w:val="24"/>
+          <w:szCs w:val="24"/>
+          <w:lang w:val="en-US"/>
+        </w:rPr>
+        <w:t xml:space="preserve"> both meanings</w:t>
       </w:r>
       <w:r>
         <w:rPr>
@@ -1890,7 +2026,25 @@
           <w:szCs w:val="24"/>
           <w:lang w:val="en-US"/>
         </w:rPr>
-        <w:t>Modern language models solve this more effectively using contextual represantions.</w:t>
+        <w:t xml:space="preserve">Modern language models solve this more effectively using contextual </w:t>
+      </w:r>
+      <w:proofErr w:type="spellStart"/>
+      <w:r>
+        <w:rPr>
+          <w:sz w:val="24"/>
+          <w:szCs w:val="24"/>
+          <w:lang w:val="en-US"/>
+        </w:rPr>
+        <w:t>represantions</w:t>
+      </w:r>
+      <w:proofErr w:type="spellEnd"/>
+      <w:r>
+        <w:rPr>
+          <w:sz w:val="24"/>
+          <w:szCs w:val="24"/>
+          <w:lang w:val="en-US"/>
+        </w:rPr>
+        <w:t>.</w:t>
       </w:r>
     </w:p>
     <w:p>
@@ -2105,6 +2259,1022 @@
           <w:lang w:val="en-US"/>
         </w:rPr>
         <w:t>Context modifies representation.</w:t>
+      </w:r>
+    </w:p>
+    <w:p>
+      <w:pPr>
+        <w:rPr>
+          <w:sz w:val="24"/>
+          <w:szCs w:val="24"/>
+          <w:lang w:val="en-US"/>
+        </w:rPr>
+      </w:pPr>
+    </w:p>
+    <w:p>
+      <w:pPr>
+        <w:pStyle w:val="ListParagraph"/>
+        <w:numPr>
+          <w:ilvl w:val="0"/>
+          <w:numId w:val="1"/>
+        </w:numPr>
+        <w:rPr>
+          <w:sz w:val="24"/>
+          <w:szCs w:val="24"/>
+          <w:lang w:val="en-US"/>
+        </w:rPr>
+      </w:pPr>
+      <w:r>
+        <w:rPr>
+          <w:sz w:val="24"/>
+          <w:szCs w:val="24"/>
+          <w:lang w:val="en-US"/>
+        </w:rPr>
+        <w:t>Traditional keyword search:</w:t>
+      </w:r>
+    </w:p>
+    <w:p>
+      <w:pPr>
+        <w:pStyle w:val="ListParagraph"/>
+        <w:numPr>
+          <w:ilvl w:val="0"/>
+          <w:numId w:val="3"/>
+        </w:numPr>
+        <w:rPr>
+          <w:sz w:val="24"/>
+          <w:szCs w:val="24"/>
+          <w:lang w:val="en-US"/>
+        </w:rPr>
+      </w:pPr>
+      <w:r>
+        <w:rPr>
+          <w:sz w:val="24"/>
+          <w:szCs w:val="24"/>
+          <w:lang w:val="en-US"/>
+        </w:rPr>
+        <w:t>Suppose a student searches: how to center a div?</w:t>
+      </w:r>
+    </w:p>
+    <w:p>
+      <w:pPr>
+        <w:pStyle w:val="ListParagraph"/>
+        <w:numPr>
+          <w:ilvl w:val="0"/>
+          <w:numId w:val="3"/>
+        </w:numPr>
+        <w:rPr>
+          <w:sz w:val="24"/>
+          <w:szCs w:val="24"/>
+          <w:lang w:val="en-US"/>
+        </w:rPr>
+      </w:pPr>
+      <w:r>
+        <w:rPr>
+          <w:sz w:val="24"/>
+          <w:szCs w:val="24"/>
+          <w:lang w:val="en-US"/>
+        </w:rPr>
+        <w:t>A document contains: use CSS flexbox</w:t>
+      </w:r>
+    </w:p>
+    <w:p>
+      <w:pPr>
+        <w:ind w:left="720"/>
+        <w:rPr>
+          <w:sz w:val="24"/>
+          <w:szCs w:val="24"/>
+          <w:lang w:val="en-US"/>
+        </w:rPr>
+      </w:pPr>
+      <w:r>
+        <w:rPr>
+          <w:sz w:val="24"/>
+          <w:szCs w:val="24"/>
+          <w:lang w:val="en-US"/>
+        </w:rPr>
+        <w:t>The query and document share few exact words.</w:t>
+      </w:r>
+      <w:r>
+        <w:rPr>
+          <w:sz w:val="24"/>
+          <w:szCs w:val="24"/>
+          <w:lang w:val="en-US"/>
+        </w:rPr>
+        <w:t xml:space="preserve"> A purely keyword-based system may struggle.</w:t>
+      </w:r>
+    </w:p>
+    <w:p>
+      <w:pPr>
+        <w:ind w:left="720"/>
+        <w:rPr>
+          <w:sz w:val="24"/>
+          <w:szCs w:val="24"/>
+          <w:lang w:val="en-US"/>
+        </w:rPr>
+      </w:pPr>
+    </w:p>
+    <w:p>
+      <w:pPr>
+        <w:ind w:left="720"/>
+        <w:rPr>
+          <w:sz w:val="24"/>
+          <w:szCs w:val="24"/>
+          <w:lang w:val="en-US"/>
+        </w:rPr>
+      </w:pPr>
+      <w:r>
+        <w:rPr>
+          <w:sz w:val="24"/>
+          <w:szCs w:val="24"/>
+          <w:lang w:val="en-US"/>
+        </w:rPr>
+        <w:t>Embedding search:</w:t>
+      </w:r>
+    </w:p>
+    <w:p>
+      <w:pPr>
+        <w:pStyle w:val="ListParagraph"/>
+        <w:numPr>
+          <w:ilvl w:val="0"/>
+          <w:numId w:val="3"/>
+        </w:numPr>
+        <w:rPr>
+          <w:sz w:val="24"/>
+          <w:szCs w:val="24"/>
+          <w:lang w:val="en-US"/>
+        </w:rPr>
+      </w:pPr>
+      <w:r>
+        <w:rPr>
+          <w:sz w:val="24"/>
+          <w:szCs w:val="24"/>
+          <w:lang w:val="en-US"/>
+        </w:rPr>
+        <w:t>Convert the user’s query into an embedding</w:t>
+      </w:r>
+      <w:r>
+        <w:rPr>
+          <w:sz w:val="24"/>
+          <w:szCs w:val="24"/>
+          <w:lang w:val="en-US"/>
+        </w:rPr>
+        <w:t xml:space="preserve">. Query </w:t>
+      </w:r>
+      <w:r>
+        <w:rPr>
+          <w:sz w:val="24"/>
+          <w:szCs w:val="24"/>
+          <w:lang w:val="en-US"/>
+        </w:rPr>
+        <w:sym w:font="Wingdings" w:char="F0E0"/>
+      </w:r>
+      <w:r>
+        <w:rPr>
+          <w:sz w:val="24"/>
+          <w:szCs w:val="24"/>
+          <w:lang w:val="en-US"/>
+        </w:rPr>
+        <w:t xml:space="preserve"> query vector</w:t>
+      </w:r>
+    </w:p>
+    <w:p>
+      <w:pPr>
+        <w:pStyle w:val="ListParagraph"/>
+        <w:numPr>
+          <w:ilvl w:val="0"/>
+          <w:numId w:val="3"/>
+        </w:numPr>
+        <w:rPr>
+          <w:sz w:val="24"/>
+          <w:szCs w:val="24"/>
+          <w:lang w:val="en-US"/>
+        </w:rPr>
+      </w:pPr>
+      <w:r>
+        <w:rPr>
+          <w:sz w:val="24"/>
+          <w:szCs w:val="24"/>
+          <w:lang w:val="en-US"/>
+        </w:rPr>
+        <w:t xml:space="preserve">Convert every document into an embedding. Document </w:t>
+      </w:r>
+      <w:r>
+        <w:rPr>
+          <w:sz w:val="24"/>
+          <w:szCs w:val="24"/>
+          <w:lang w:val="en-US"/>
+        </w:rPr>
+        <w:sym w:font="Wingdings" w:char="F0E0"/>
+      </w:r>
+      <w:r>
+        <w:rPr>
+          <w:sz w:val="24"/>
+          <w:szCs w:val="24"/>
+          <w:lang w:val="en-US"/>
+        </w:rPr>
+        <w:t xml:space="preserve"> document vector</w:t>
+      </w:r>
+    </w:p>
+    <w:p>
+      <w:pPr>
+        <w:pStyle w:val="ListParagraph"/>
+        <w:numPr>
+          <w:ilvl w:val="0"/>
+          <w:numId w:val="3"/>
+        </w:numPr>
+        <w:rPr>
+          <w:sz w:val="24"/>
+          <w:szCs w:val="24"/>
+          <w:lang w:val="en-US"/>
+        </w:rPr>
+      </w:pPr>
+      <w:r>
+        <w:rPr>
+          <w:sz w:val="24"/>
+          <w:szCs w:val="24"/>
+          <w:lang w:val="en-US"/>
+        </w:rPr>
+        <w:t>Compare the query vector with document vectors.</w:t>
+      </w:r>
+    </w:p>
+    <w:p>
+      <w:pPr>
+        <w:pStyle w:val="ListParagraph"/>
+        <w:numPr>
+          <w:ilvl w:val="0"/>
+          <w:numId w:val="3"/>
+        </w:numPr>
+        <w:rPr>
+          <w:sz w:val="24"/>
+          <w:szCs w:val="24"/>
+          <w:lang w:val="en-US"/>
+        </w:rPr>
+      </w:pPr>
+      <w:r>
+        <w:rPr>
+          <w:sz w:val="24"/>
+          <w:szCs w:val="24"/>
+          <w:lang w:val="en-US"/>
+        </w:rPr>
+        <w:t>Return documents with the highest semantic similarity.</w:t>
+      </w:r>
+    </w:p>
+    <w:p>
+      <w:pPr>
+        <w:ind w:left="720"/>
+        <w:rPr>
+          <w:sz w:val="24"/>
+          <w:szCs w:val="24"/>
+          <w:lang w:val="en-US"/>
+        </w:rPr>
+      </w:pPr>
+    </w:p>
+    <w:p>
+      <w:pPr>
+        <w:ind w:left="720"/>
+        <w:rPr>
+          <w:sz w:val="24"/>
+          <w:szCs w:val="24"/>
+          <w:lang w:val="en-US"/>
+        </w:rPr>
+      </w:pPr>
+      <w:r>
+        <w:rPr>
+          <w:sz w:val="24"/>
+          <w:szCs w:val="24"/>
+          <w:lang w:val="en-US"/>
+        </w:rPr>
+        <w:t>Hybrid search:</w:t>
+      </w:r>
+    </w:p>
+    <w:p>
+      <w:pPr>
+        <w:pStyle w:val="ListParagraph"/>
+        <w:numPr>
+          <w:ilvl w:val="0"/>
+          <w:numId w:val="3"/>
+        </w:numPr>
+        <w:rPr>
+          <w:sz w:val="24"/>
+          <w:szCs w:val="24"/>
+          <w:lang w:val="en-US"/>
+        </w:rPr>
+      </w:pPr>
+      <w:r>
+        <w:rPr>
+          <w:sz w:val="24"/>
+          <w:szCs w:val="24"/>
+          <w:lang w:val="en-US"/>
+        </w:rPr>
+        <w:t xml:space="preserve">Combines both </w:t>
+      </w:r>
+      <w:r>
+        <w:rPr>
+          <w:sz w:val="24"/>
+          <w:szCs w:val="24"/>
+          <w:lang w:val="en-US"/>
+        </w:rPr>
+        <w:t>traditional keyword search and Embedding search</w:t>
+      </w:r>
+    </w:p>
+    <w:p>
+      <w:pPr>
+        <w:rPr>
+          <w:sz w:val="24"/>
+          <w:szCs w:val="24"/>
+          <w:lang w:val="en-US"/>
+        </w:rPr>
+      </w:pPr>
+    </w:p>
+    <w:p>
+      <w:pPr>
+        <w:pStyle w:val="ListParagraph"/>
+        <w:numPr>
+          <w:ilvl w:val="0"/>
+          <w:numId w:val="1"/>
+        </w:numPr>
+        <w:rPr>
+          <w:sz w:val="24"/>
+          <w:szCs w:val="24"/>
+          <w:lang w:val="en-US"/>
+        </w:rPr>
+      </w:pPr>
+      <w:r>
+        <w:rPr>
+          <w:sz w:val="24"/>
+          <w:szCs w:val="24"/>
+          <w:lang w:val="en-US"/>
+        </w:rPr>
+        <w:t>Keyword search is not always bad.</w:t>
+      </w:r>
+      <w:r>
+        <w:rPr>
+          <w:sz w:val="24"/>
+          <w:szCs w:val="24"/>
+          <w:lang w:val="en-US"/>
+        </w:rPr>
+        <w:t xml:space="preserve"> What if you have to search for product id, error code, important keyword, date, place, legal clauses.</w:t>
+      </w:r>
+    </w:p>
+    <w:p>
+      <w:pPr>
+        <w:rPr>
+          <w:sz w:val="24"/>
+          <w:szCs w:val="24"/>
+          <w:lang w:val="en-US"/>
+        </w:rPr>
+      </w:pPr>
+    </w:p>
+    <w:p>
+      <w:pPr>
+        <w:pStyle w:val="ListParagraph"/>
+        <w:numPr>
+          <w:ilvl w:val="0"/>
+          <w:numId w:val="1"/>
+        </w:numPr>
+        <w:rPr>
+          <w:sz w:val="24"/>
+          <w:szCs w:val="24"/>
+          <w:lang w:val="en-US"/>
+        </w:rPr>
+      </w:pPr>
+      <w:r>
+        <w:rPr>
+          <w:sz w:val="24"/>
+          <w:szCs w:val="24"/>
+          <w:lang w:val="en-US"/>
+        </w:rPr>
+        <w:t xml:space="preserve">A) </w:t>
+      </w:r>
+      <w:r>
+        <w:rPr>
+          <w:sz w:val="24"/>
+          <w:szCs w:val="24"/>
+          <w:lang w:val="en-US"/>
+        </w:rPr>
+        <w:t xml:space="preserve">Embeddings in recommendations – </w:t>
+      </w:r>
+      <w:proofErr w:type="spellStart"/>
+      <w:r>
+        <w:rPr>
+          <w:sz w:val="24"/>
+          <w:szCs w:val="24"/>
+          <w:lang w:val="en-US"/>
+        </w:rPr>
+        <w:t>youtube</w:t>
+      </w:r>
+      <w:proofErr w:type="spellEnd"/>
+      <w:r>
+        <w:rPr>
+          <w:sz w:val="24"/>
+          <w:szCs w:val="24"/>
+          <w:lang w:val="en-US"/>
+        </w:rPr>
+        <w:t xml:space="preserve"> algo, social media </w:t>
+      </w:r>
+    </w:p>
+    <w:p>
+      <w:pPr>
+        <w:pStyle w:val="ListParagraph"/>
+        <w:rPr>
+          <w:sz w:val="24"/>
+          <w:szCs w:val="24"/>
+          <w:lang w:val="en-US"/>
+        </w:rPr>
+      </w:pPr>
+      <w:r>
+        <w:rPr>
+          <w:sz w:val="24"/>
+          <w:szCs w:val="24"/>
+          <w:lang w:val="en-US"/>
+        </w:rPr>
+        <w:t xml:space="preserve">B) Embeddings in clustering – thousands of </w:t>
+      </w:r>
+      <w:proofErr w:type="gramStart"/>
+      <w:r>
+        <w:rPr>
+          <w:sz w:val="24"/>
+          <w:szCs w:val="24"/>
+          <w:lang w:val="en-US"/>
+        </w:rPr>
+        <w:t>students</w:t>
+      </w:r>
+      <w:proofErr w:type="gramEnd"/>
+      <w:r>
+        <w:rPr>
+          <w:sz w:val="24"/>
+          <w:szCs w:val="24"/>
+          <w:lang w:val="en-US"/>
+        </w:rPr>
+        <w:t xml:space="preserve"> questions, comments, messages. Grouping support tickets. Detecting </w:t>
+      </w:r>
+      <w:proofErr w:type="spellStart"/>
+      <w:r>
+        <w:rPr>
+          <w:sz w:val="24"/>
+          <w:szCs w:val="24"/>
+          <w:lang w:val="en-US"/>
+        </w:rPr>
+        <w:t>repeatations</w:t>
+      </w:r>
+      <w:proofErr w:type="spellEnd"/>
+    </w:p>
+    <w:p>
+      <w:pPr>
+        <w:rPr>
+          <w:sz w:val="24"/>
+          <w:szCs w:val="24"/>
+          <w:lang w:val="en-US"/>
+        </w:rPr>
+      </w:pPr>
+      <w:r>
+        <w:rPr>
+          <w:sz w:val="24"/>
+          <w:szCs w:val="24"/>
+          <w:lang w:val="en-US"/>
+        </w:rPr>
+        <w:tab/>
+        <w:t>C) Embeddings in RAG – similarity search in chunks</w:t>
+      </w:r>
+    </w:p>
+    <w:p>
+      <w:pPr>
+        <w:rPr>
+          <w:sz w:val="24"/>
+          <w:szCs w:val="24"/>
+          <w:lang w:val="en-US"/>
+        </w:rPr>
+      </w:pPr>
+      <w:r>
+        <w:rPr>
+          <w:sz w:val="24"/>
+          <w:szCs w:val="24"/>
+          <w:lang w:val="en-US"/>
+        </w:rPr>
+        <w:tab/>
+        <w:t>D) Embeddings in duplicate detection- different sentences with same meaning</w:t>
+      </w:r>
+    </w:p>
+    <w:p>
+      <w:pPr>
+        <w:rPr>
+          <w:sz w:val="24"/>
+          <w:szCs w:val="24"/>
+          <w:lang w:val="en-US"/>
+        </w:rPr>
+      </w:pPr>
+      <w:r>
+        <w:rPr>
+          <w:sz w:val="24"/>
+          <w:szCs w:val="24"/>
+          <w:lang w:val="en-US"/>
+        </w:rPr>
+        <w:tab/>
+        <w:t>E) Embeddings in classification – classify support messages. Billing, tech issues, refund, auth access</w:t>
+      </w:r>
+    </w:p>
+    <w:p>
+      <w:pPr>
+        <w:rPr>
+          <w:sz w:val="24"/>
+          <w:szCs w:val="24"/>
+          <w:lang w:val="en-US"/>
+        </w:rPr>
+      </w:pPr>
+      <w:r>
+        <w:rPr>
+          <w:sz w:val="24"/>
+          <w:szCs w:val="24"/>
+          <w:lang w:val="en-US"/>
+        </w:rPr>
+        <w:lastRenderedPageBreak/>
+        <w:tab/>
+        <w:t>F) Multi-modal embeddings – text to image search, image similarity, visual recommendation</w:t>
+      </w:r>
+    </w:p>
+    <w:p>
+      <w:pPr>
+        <w:rPr>
+          <w:sz w:val="24"/>
+          <w:szCs w:val="24"/>
+          <w:lang w:val="en-US"/>
+        </w:rPr>
+      </w:pPr>
+    </w:p>
+    <w:p>
+      <w:pPr>
+        <w:pStyle w:val="ListParagraph"/>
+        <w:numPr>
+          <w:ilvl w:val="0"/>
+          <w:numId w:val="1"/>
+        </w:numPr>
+        <w:rPr>
+          <w:sz w:val="24"/>
+          <w:szCs w:val="24"/>
+          <w:lang w:val="en-US"/>
+        </w:rPr>
+      </w:pPr>
+      <w:r>
+        <w:rPr>
+          <w:sz w:val="24"/>
+          <w:szCs w:val="24"/>
+          <w:lang w:val="en-US"/>
+        </w:rPr>
+        <w:t>An embedding is a general technique for representing information numerically.</w:t>
+      </w:r>
+    </w:p>
+    <w:p>
+      <w:pPr>
+        <w:ind w:left="360"/>
+        <w:rPr>
+          <w:sz w:val="24"/>
+          <w:szCs w:val="24"/>
+          <w:lang w:val="en-US"/>
+        </w:rPr>
+      </w:pPr>
+    </w:p>
+    <w:p>
+      <w:pPr>
+        <w:pStyle w:val="ListParagraph"/>
+        <w:numPr>
+          <w:ilvl w:val="0"/>
+          <w:numId w:val="1"/>
+        </w:numPr>
+        <w:rPr>
+          <w:sz w:val="24"/>
+          <w:szCs w:val="24"/>
+          <w:lang w:val="en-US"/>
+        </w:rPr>
+      </w:pPr>
+      <w:r>
+        <w:rPr>
+          <w:sz w:val="24"/>
+          <w:szCs w:val="24"/>
+          <w:lang w:val="en-US"/>
+        </w:rPr>
+        <w:t>True/False</w:t>
+      </w:r>
+    </w:p>
+    <w:p>
+      <w:pPr>
+        <w:pStyle w:val="ListParagraph"/>
+        <w:rPr>
+          <w:sz w:val="24"/>
+          <w:szCs w:val="24"/>
+          <w:lang w:val="en-US"/>
+        </w:rPr>
+      </w:pPr>
+    </w:p>
+    <w:p>
+      <w:pPr>
+        <w:pStyle w:val="ListParagraph"/>
+        <w:numPr>
+          <w:ilvl w:val="0"/>
+          <w:numId w:val="4"/>
+        </w:numPr>
+        <w:rPr>
+          <w:sz w:val="24"/>
+          <w:szCs w:val="24"/>
+          <w:lang w:val="en-US"/>
+        </w:rPr>
+      </w:pPr>
+      <w:r>
+        <w:rPr>
+          <w:sz w:val="24"/>
+          <w:szCs w:val="24"/>
+          <w:lang w:val="en-US"/>
+        </w:rPr>
+        <w:t>An embedding is a dictionary of tokens – F</w:t>
+      </w:r>
+    </w:p>
+    <w:p>
+      <w:pPr>
+        <w:pStyle w:val="ListParagraph"/>
+        <w:ind w:left="1080"/>
+        <w:rPr>
+          <w:sz w:val="24"/>
+          <w:szCs w:val="24"/>
+          <w:lang w:val="en-US"/>
+        </w:rPr>
+      </w:pPr>
+      <w:r>
+        <w:rPr>
+          <w:sz w:val="24"/>
+          <w:szCs w:val="24"/>
+          <w:lang w:val="en-US"/>
+        </w:rPr>
+        <w:t>An embedding is a numerical representation capturing learned relationships</w:t>
+      </w:r>
+      <w:r>
+        <w:rPr>
+          <w:sz w:val="24"/>
+          <w:szCs w:val="24"/>
+          <w:lang w:val="en-US"/>
+        </w:rPr>
+        <w:t xml:space="preserve"> – T</w:t>
+      </w:r>
+    </w:p>
+    <w:p>
+      <w:pPr>
+        <w:pStyle w:val="ListParagraph"/>
+        <w:ind w:left="1080"/>
+        <w:rPr>
+          <w:sz w:val="24"/>
+          <w:szCs w:val="24"/>
+          <w:lang w:val="en-US"/>
+        </w:rPr>
+      </w:pPr>
+    </w:p>
+    <w:p>
+      <w:pPr>
+        <w:pStyle w:val="ListParagraph"/>
+        <w:numPr>
+          <w:ilvl w:val="0"/>
+          <w:numId w:val="4"/>
+        </w:numPr>
+        <w:rPr>
+          <w:sz w:val="24"/>
+          <w:szCs w:val="24"/>
+          <w:lang w:val="en-US"/>
+        </w:rPr>
+      </w:pPr>
+      <w:r>
+        <w:rPr>
+          <w:sz w:val="24"/>
+          <w:szCs w:val="24"/>
+          <w:lang w:val="en-US"/>
+        </w:rPr>
+        <w:t>Each dimension has 1 clear human meaning – F</w:t>
+      </w:r>
+    </w:p>
+    <w:p>
+      <w:pPr>
+        <w:pStyle w:val="ListParagraph"/>
+        <w:ind w:left="1080"/>
+        <w:rPr>
+          <w:sz w:val="24"/>
+          <w:szCs w:val="24"/>
+          <w:lang w:val="en-US"/>
+        </w:rPr>
+      </w:pPr>
+      <w:r>
+        <w:rPr>
+          <w:sz w:val="24"/>
+          <w:szCs w:val="24"/>
+          <w:lang w:val="en-US"/>
+        </w:rPr>
+        <w:t>Meaning is distributed across many dimensions – T</w:t>
+      </w:r>
+    </w:p>
+    <w:p>
+      <w:pPr>
+        <w:pStyle w:val="ListParagraph"/>
+        <w:ind w:left="1080"/>
+        <w:rPr>
+          <w:sz w:val="24"/>
+          <w:szCs w:val="24"/>
+          <w:lang w:val="en-US"/>
+        </w:rPr>
+      </w:pPr>
+    </w:p>
+    <w:p>
+      <w:pPr>
+        <w:pStyle w:val="ListParagraph"/>
+        <w:numPr>
+          <w:ilvl w:val="0"/>
+          <w:numId w:val="4"/>
+        </w:numPr>
+        <w:rPr>
+          <w:sz w:val="24"/>
+          <w:szCs w:val="24"/>
+          <w:lang w:val="en-US"/>
+        </w:rPr>
+      </w:pPr>
+      <w:r>
+        <w:rPr>
+          <w:sz w:val="24"/>
+          <w:szCs w:val="24"/>
+          <w:lang w:val="en-US"/>
+        </w:rPr>
+        <w:t>Similar embeddings mean identical meaning – F</w:t>
+      </w:r>
+    </w:p>
+    <w:p>
+      <w:pPr>
+        <w:pStyle w:val="ListParagraph"/>
+        <w:ind w:left="1080"/>
+        <w:rPr>
+          <w:sz w:val="24"/>
+          <w:szCs w:val="24"/>
+          <w:lang w:val="en-US"/>
+        </w:rPr>
+      </w:pPr>
+      <w:r>
+        <w:rPr>
+          <w:sz w:val="24"/>
+          <w:szCs w:val="24"/>
+          <w:lang w:val="en-US"/>
+        </w:rPr>
+        <w:t>They may indicate topic similarity, association, opposition, category membership, or shared context</w:t>
+      </w:r>
+      <w:r>
+        <w:rPr>
+          <w:sz w:val="24"/>
+          <w:szCs w:val="24"/>
+          <w:lang w:val="en-US"/>
+        </w:rPr>
+        <w:t xml:space="preserve"> – T</w:t>
+      </w:r>
+    </w:p>
+    <w:p>
+      <w:pPr>
+        <w:pStyle w:val="ListParagraph"/>
+        <w:ind w:left="1080"/>
+        <w:rPr>
+          <w:sz w:val="24"/>
+          <w:szCs w:val="24"/>
+          <w:lang w:val="en-US"/>
+        </w:rPr>
+      </w:pPr>
+    </w:p>
+    <w:p>
+      <w:pPr>
+        <w:pStyle w:val="ListParagraph"/>
+        <w:numPr>
+          <w:ilvl w:val="0"/>
+          <w:numId w:val="4"/>
+        </w:numPr>
+        <w:rPr>
+          <w:sz w:val="24"/>
+          <w:szCs w:val="24"/>
+          <w:lang w:val="en-US"/>
+        </w:rPr>
+      </w:pPr>
+      <w:r>
+        <w:rPr>
+          <w:sz w:val="24"/>
+          <w:szCs w:val="24"/>
+          <w:lang w:val="en-US"/>
+        </w:rPr>
+        <w:t>Embedding similarity proves a statement is true – F</w:t>
+      </w:r>
+    </w:p>
+    <w:p>
+      <w:pPr>
+        <w:pStyle w:val="ListParagraph"/>
+        <w:ind w:left="1080"/>
+        <w:rPr>
+          <w:sz w:val="24"/>
+          <w:szCs w:val="24"/>
+          <w:lang w:val="en-US"/>
+        </w:rPr>
+      </w:pPr>
+      <w:r>
+        <w:rPr>
+          <w:sz w:val="24"/>
+          <w:szCs w:val="24"/>
+          <w:lang w:val="en-US"/>
+        </w:rPr>
+        <w:t>Similarity measures relatedness, not truth – T</w:t>
+      </w:r>
+    </w:p>
+    <w:p>
+      <w:pPr>
+        <w:pStyle w:val="ListParagraph"/>
+        <w:ind w:left="1080"/>
+        <w:rPr>
+          <w:sz w:val="24"/>
+          <w:szCs w:val="24"/>
+          <w:lang w:val="en-US"/>
+        </w:rPr>
+      </w:pPr>
+    </w:p>
+    <w:p>
+      <w:pPr>
+        <w:pStyle w:val="ListParagraph"/>
+        <w:numPr>
+          <w:ilvl w:val="0"/>
+          <w:numId w:val="4"/>
+        </w:numPr>
+        <w:rPr>
+          <w:sz w:val="24"/>
+          <w:szCs w:val="24"/>
+          <w:lang w:val="en-US"/>
+        </w:rPr>
+      </w:pPr>
+      <w:r>
+        <w:rPr>
+          <w:sz w:val="24"/>
+          <w:szCs w:val="24"/>
+          <w:lang w:val="en-US"/>
+        </w:rPr>
+        <w:t>1 embedding model works equally well for every task – F</w:t>
+      </w:r>
+    </w:p>
+    <w:p>
+      <w:pPr>
+        <w:pStyle w:val="ListParagraph"/>
+        <w:ind w:left="1080"/>
+        <w:rPr>
+          <w:sz w:val="24"/>
+          <w:szCs w:val="24"/>
+          <w:lang w:val="en-US"/>
+        </w:rPr>
+      </w:pPr>
+      <w:r>
+        <w:rPr>
+          <w:sz w:val="24"/>
+          <w:szCs w:val="24"/>
+          <w:lang w:val="en-US"/>
+        </w:rPr>
+        <w:t>Performance depends on: language, domain, data type, text length, training objective, etc.</w:t>
+      </w:r>
+      <w:r>
+        <w:rPr>
+          <w:sz w:val="24"/>
+          <w:szCs w:val="24"/>
+          <w:lang w:val="en-US"/>
+        </w:rPr>
+        <w:t xml:space="preserve"> – T</w:t>
+      </w:r>
+    </w:p>
+    <w:p>
+      <w:pPr>
+        <w:pStyle w:val="ListParagraph"/>
+        <w:ind w:left="1080"/>
+        <w:rPr>
+          <w:sz w:val="24"/>
+          <w:szCs w:val="24"/>
+          <w:lang w:val="en-US"/>
+        </w:rPr>
+      </w:pPr>
+    </w:p>
+    <w:p>
+      <w:pPr>
+        <w:pStyle w:val="ListParagraph"/>
+        <w:numPr>
+          <w:ilvl w:val="0"/>
+          <w:numId w:val="4"/>
+        </w:numPr>
+        <w:rPr>
+          <w:sz w:val="24"/>
+          <w:szCs w:val="24"/>
+          <w:lang w:val="en-US"/>
+        </w:rPr>
+      </w:pPr>
+      <w:r>
+        <w:rPr>
+          <w:sz w:val="24"/>
+          <w:szCs w:val="24"/>
+          <w:lang w:val="en-US"/>
+        </w:rPr>
+        <w:t>Visual clusters perfectly represent the original space – F</w:t>
+      </w:r>
+    </w:p>
+    <w:p>
+      <w:pPr>
+        <w:pStyle w:val="ListParagraph"/>
+        <w:ind w:left="1080"/>
+        <w:rPr>
+          <w:sz w:val="24"/>
+          <w:szCs w:val="24"/>
+          <w:lang w:val="en-US"/>
+        </w:rPr>
+      </w:pPr>
+      <w:r>
+        <w:rPr>
+          <w:sz w:val="24"/>
+          <w:szCs w:val="24"/>
+          <w:lang w:val="en-US"/>
+        </w:rPr>
+        <w:t>2-D and 3-D projections lose information – T</w:t>
+      </w:r>
+    </w:p>
+    <w:p>
+      <w:pPr>
+        <w:pStyle w:val="ListParagraph"/>
+        <w:ind w:left="1080"/>
+        <w:rPr>
+          <w:sz w:val="24"/>
+          <w:szCs w:val="24"/>
+          <w:lang w:val="en-US"/>
+        </w:rPr>
+      </w:pPr>
+    </w:p>
+    <w:p>
+      <w:pPr>
+        <w:pStyle w:val="ListParagraph"/>
+        <w:numPr>
+          <w:ilvl w:val="0"/>
+          <w:numId w:val="4"/>
+        </w:numPr>
+        <w:rPr>
+          <w:sz w:val="24"/>
+          <w:szCs w:val="24"/>
+          <w:lang w:val="en-US"/>
+        </w:rPr>
+      </w:pPr>
+      <w:r>
+        <w:rPr>
+          <w:sz w:val="24"/>
+          <w:szCs w:val="24"/>
+          <w:lang w:val="en-US"/>
+        </w:rPr>
+        <w:t>A larger embedding dimension is always better – F</w:t>
+      </w:r>
+    </w:p>
+    <w:p>
+      <w:pPr>
+        <w:pStyle w:val="ListParagraph"/>
+        <w:ind w:left="1080"/>
+        <w:rPr>
+          <w:sz w:val="24"/>
+          <w:szCs w:val="24"/>
+          <w:lang w:val="en-US"/>
+        </w:rPr>
+      </w:pPr>
+      <w:r>
+        <w:rPr>
+          <w:sz w:val="24"/>
+          <w:szCs w:val="24"/>
+          <w:lang w:val="en-US"/>
+        </w:rPr>
+        <w:t>Larger representations create trade-offs in storage, latency, cost, and quality</w:t>
+      </w:r>
+      <w:r>
+        <w:rPr>
+          <w:sz w:val="24"/>
+          <w:szCs w:val="24"/>
+          <w:lang w:val="en-US"/>
+        </w:rPr>
+        <w:t xml:space="preserve"> – T</w:t>
+      </w:r>
+    </w:p>
+    <w:p>
+      <w:pPr>
+        <w:pStyle w:val="ListParagraph"/>
+        <w:ind w:left="1080"/>
+        <w:rPr>
+          <w:sz w:val="24"/>
+          <w:szCs w:val="24"/>
+          <w:lang w:val="en-US"/>
+        </w:rPr>
+      </w:pPr>
+    </w:p>
+    <w:p>
+      <w:pPr>
+        <w:rPr>
+          <w:sz w:val="24"/>
+          <w:szCs w:val="24"/>
+          <w:lang w:val="en-US"/>
+        </w:rPr>
+      </w:pPr>
+      <w:r>
+        <w:rPr>
+          <w:sz w:val="24"/>
+          <w:szCs w:val="24"/>
+          <w:lang w:val="en-US"/>
+        </w:rPr>
+        <w:tab/>
       </w:r>
     </w:p>
     <w:sectPr>
@@ -2120,6 +3290,95 @@
 <file path=word/numbering.xml><?xml version="1.0" encoding="utf-8"?>
 <w:numbering xmlns:wpc="http://schemas.microsoft.com/office/word/2010/wordprocessingCanvas" xmlns:cx="http://schemas.microsoft.com/office/drawing/2014/chartex" xmlns:cx1="http://schemas.microsoft.com/office/drawing/2015/9/8/chartex" xmlns:cx2="http://schemas.microsoft.com/office/drawing/2015/10/21/chartex" xmlns:cx3="http://schemas.microsoft.com/office/drawing/2016/5/9/chartex" xmlns:cx4="http://schemas.microsoft.com/office/drawing/2016/5/10/chartex" xmlns:cx5="http://schemas.microsoft.com/office/drawing/2016/5/11/chartex" xmlns:cx6="http://schemas.microsoft.com/office/drawing/2016/5/12/chartex" xmlns:cx7="http://schemas.microsoft.com/office/drawing/2016/5/13/chartex" xmlns:cx8="http://schemas.microsoft.com/office/drawing/2016/5/14/chartex" xmlns:mc="http://schemas.openxmlformats.org/markup-compatibility/2006" xmlns:aink="http://schemas.microsoft.com/office/drawing/2016/ink" xmlns:am3d="http://schemas.microsoft.com/office/drawing/2017/model3d" xmlns:o="urn:schemas-microsoft-com:office:office" xmlns:oel="http://schemas.microsoft.com/office/2019/extlst" xmlns:r="http://schemas.openxmlformats.org/officeDocument/2006/relationships" xmlns:m="http://schemas.openxmlformats.org/officeDocument/2006/math" xmlns:v="urn:schemas-microsoft-com:vml" xmlns:wp14="http://schemas.microsoft.com/office/word/2010/wordprocessingDrawing" xmlns:wp="http://schemas.openxmlformats.org/drawingml/2006/wordprocessingDrawing" xmlns:w10="urn:schemas-microsoft-com:office:word" xmlns:w="http://schemas.openxmlformats.org/wordprocessingml/2006/main" xmlns:w14="http://schemas.microsoft.com/office/word/2010/wordml" xmlns:w15="http://schemas.microsoft.com/office/word/2012/wordml" xmlns:w16cex="http://schemas.microsoft.com/office/word/2018/wordml/cex" xmlns:w16cid="http://schemas.microsoft.com/office/word/2016/wordml/cid" xmlns:w16="http://schemas.microsoft.com/office/word/2018/wordml" xmlns:w16du="http://schemas.microsoft.com/office/word/2023/wordml/word16du" xmlns:w16sdtdh="http://schemas.microsoft.com/office/word/2020/wordml/sdtdatahash" xmlns:w16sdtfl="http://schemas.microsoft.com/office/word/2024/wordml/sdtformatlock" xmlns:w16se="http://schemas.microsoft.com/office/word/2015/wordml/symex" xmlns:wpg="http://schemas.microsoft.com/office/word/2010/wordprocessingGroup" xmlns:wpi="http://schemas.microsoft.com/office/word/2010/wordprocessingInk" xmlns:wne="http://schemas.microsoft.com/office/word/2006/wordml" xmlns:wps="http://schemas.microsoft.com/office/word/2010/wordprocessingShape" mc:Ignorable="w14 w15 w16se w16cid w16 w16cex w16sdtdh w16sdtfl w16du wp14">
   <w:abstractNum w:abstractNumId="0" w15:restartNumberingAfterBreak="0">
+    <w:nsid w:val="1ED04F56"/>
+    <w:multiLevelType w:val="hybridMultilevel"/>
+    <w:tmpl w:val="03B0C408"/>
+    <w:lvl w:ilvl="0" w:tplc="AF3C347C">
+      <w:start w:val="1"/>
+      <w:numFmt w:val="lowerLetter"/>
+      <w:lvlText w:val="%1)"/>
+      <w:lvlJc w:val="left"/>
+      <w:pPr>
+        <w:ind w:left="1080" w:hanging="360"/>
+      </w:pPr>
+      <w:rPr>
+        <w:rFonts w:hint="default"/>
+      </w:rPr>
+    </w:lvl>
+    <w:lvl w:ilvl="1" w:tplc="40090019" w:tentative="1">
+      <w:start w:val="1"/>
+      <w:numFmt w:val="lowerLetter"/>
+      <w:lvlText w:val="%2."/>
+      <w:lvlJc w:val="left"/>
+      <w:pPr>
+        <w:ind w:left="1800" w:hanging="360"/>
+      </w:pPr>
+    </w:lvl>
+    <w:lvl w:ilvl="2" w:tplc="4009001B" w:tentative="1">
+      <w:start w:val="1"/>
+      <w:numFmt w:val="lowerRoman"/>
+      <w:lvlText w:val="%3."/>
+      <w:lvlJc w:val="right"/>
+      <w:pPr>
+        <w:ind w:left="2520" w:hanging="180"/>
+      </w:pPr>
+    </w:lvl>
+    <w:lvl w:ilvl="3" w:tplc="4009000F" w:tentative="1">
+      <w:start w:val="1"/>
+      <w:numFmt w:val="decimal"/>
+      <w:lvlText w:val="%4."/>
+      <w:lvlJc w:val="left"/>
+      <w:pPr>
+        <w:ind w:left="3240" w:hanging="360"/>
+      </w:pPr>
+    </w:lvl>
+    <w:lvl w:ilvl="4" w:tplc="40090019" w:tentative="1">
+      <w:start w:val="1"/>
+      <w:numFmt w:val="lowerLetter"/>
+      <w:lvlText w:val="%5."/>
+      <w:lvlJc w:val="left"/>
+      <w:pPr>
+        <w:ind w:left="3960" w:hanging="360"/>
+      </w:pPr>
+    </w:lvl>
+    <w:lvl w:ilvl="5" w:tplc="4009001B" w:tentative="1">
+      <w:start w:val="1"/>
+      <w:numFmt w:val="lowerRoman"/>
+      <w:lvlText w:val="%6."/>
+      <w:lvlJc w:val="right"/>
+      <w:pPr>
+        <w:ind w:left="4680" w:hanging="180"/>
+      </w:pPr>
+    </w:lvl>
+    <w:lvl w:ilvl="6" w:tplc="4009000F" w:tentative="1">
+      <w:start w:val="1"/>
+      <w:numFmt w:val="decimal"/>
+      <w:lvlText w:val="%7."/>
+      <w:lvlJc w:val="left"/>
+      <w:pPr>
+        <w:ind w:left="5400" w:hanging="360"/>
+      </w:pPr>
+    </w:lvl>
+    <w:lvl w:ilvl="7" w:tplc="40090019" w:tentative="1">
+      <w:start w:val="1"/>
+      <w:numFmt w:val="lowerLetter"/>
+      <w:lvlText w:val="%8."/>
+      <w:lvlJc w:val="left"/>
+      <w:pPr>
+        <w:ind w:left="6120" w:hanging="360"/>
+      </w:pPr>
+    </w:lvl>
+    <w:lvl w:ilvl="8" w:tplc="4009001B" w:tentative="1">
+      <w:start w:val="1"/>
+      <w:numFmt w:val="lowerRoman"/>
+      <w:lvlText w:val="%9."/>
+      <w:lvlJc w:val="right"/>
+      <w:pPr>
+        <w:ind w:left="6840" w:hanging="180"/>
+      </w:pPr>
+    </w:lvl>
+  </w:abstractNum>
+  <w:abstractNum w:abstractNumId="1" w15:restartNumberingAfterBreak="0">
     <w:nsid w:val="27843538"/>
     <w:multiLevelType w:val="hybridMultilevel"/>
     <w:tmpl w:val="A72264B2"/>
@@ -2232,7 +3491,7 @@
       </w:rPr>
     </w:lvl>
   </w:abstractNum>
-  <w:abstractNum w:abstractNumId="1" w15:restartNumberingAfterBreak="0">
+  <w:abstractNum w:abstractNumId="2" w15:restartNumberingAfterBreak="0">
     <w:nsid w:val="3DF9287C"/>
     <w:multiLevelType w:val="hybridMultilevel"/>
     <w:tmpl w:val="E884D552"/>
@@ -2243,6 +3502,95 @@
       <w:lvlJc w:val="left"/>
       <w:pPr>
         <w:ind w:left="720" w:hanging="360"/>
+      </w:pPr>
+      <w:rPr>
+        <w:rFonts w:hint="default"/>
+      </w:rPr>
+    </w:lvl>
+    <w:lvl w:ilvl="1" w:tplc="40090019">
+      <w:start w:val="1"/>
+      <w:numFmt w:val="lowerLetter"/>
+      <w:lvlText w:val="%2."/>
+      <w:lvlJc w:val="left"/>
+      <w:pPr>
+        <w:ind w:left="1440" w:hanging="360"/>
+      </w:pPr>
+    </w:lvl>
+    <w:lvl w:ilvl="2" w:tplc="4009001B" w:tentative="1">
+      <w:start w:val="1"/>
+      <w:numFmt w:val="lowerRoman"/>
+      <w:lvlText w:val="%3."/>
+      <w:lvlJc w:val="right"/>
+      <w:pPr>
+        <w:ind w:left="2160" w:hanging="180"/>
+      </w:pPr>
+    </w:lvl>
+    <w:lvl w:ilvl="3" w:tplc="4009000F" w:tentative="1">
+      <w:start w:val="1"/>
+      <w:numFmt w:val="decimal"/>
+      <w:lvlText w:val="%4."/>
+      <w:lvlJc w:val="left"/>
+      <w:pPr>
+        <w:ind w:left="2880" w:hanging="360"/>
+      </w:pPr>
+    </w:lvl>
+    <w:lvl w:ilvl="4" w:tplc="40090019" w:tentative="1">
+      <w:start w:val="1"/>
+      <w:numFmt w:val="lowerLetter"/>
+      <w:lvlText w:val="%5."/>
+      <w:lvlJc w:val="left"/>
+      <w:pPr>
+        <w:ind w:left="3600" w:hanging="360"/>
+      </w:pPr>
+    </w:lvl>
+    <w:lvl w:ilvl="5" w:tplc="4009001B" w:tentative="1">
+      <w:start w:val="1"/>
+      <w:numFmt w:val="lowerRoman"/>
+      <w:lvlText w:val="%6."/>
+      <w:lvlJc w:val="right"/>
+      <w:pPr>
+        <w:ind w:left="4320" w:hanging="180"/>
+      </w:pPr>
+    </w:lvl>
+    <w:lvl w:ilvl="6" w:tplc="4009000F" w:tentative="1">
+      <w:start w:val="1"/>
+      <w:numFmt w:val="decimal"/>
+      <w:lvlText w:val="%7."/>
+      <w:lvlJc w:val="left"/>
+      <w:pPr>
+        <w:ind w:left="5040" w:hanging="360"/>
+      </w:pPr>
+    </w:lvl>
+    <w:lvl w:ilvl="7" w:tplc="40090019" w:tentative="1">
+      <w:start w:val="1"/>
+      <w:numFmt w:val="lowerLetter"/>
+      <w:lvlText w:val="%8."/>
+      <w:lvlJc w:val="left"/>
+      <w:pPr>
+        <w:ind w:left="5760" w:hanging="360"/>
+      </w:pPr>
+    </w:lvl>
+    <w:lvl w:ilvl="8" w:tplc="4009001B" w:tentative="1">
+      <w:start w:val="1"/>
+      <w:numFmt w:val="lowerRoman"/>
+      <w:lvlText w:val="%9."/>
+      <w:lvlJc w:val="right"/>
+      <w:pPr>
+        <w:ind w:left="6480" w:hanging="180"/>
+      </w:pPr>
+    </w:lvl>
+  </w:abstractNum>
+  <w:abstractNum w:abstractNumId="3" w15:restartNumberingAfterBreak="0">
+    <w:nsid w:val="4C842259"/>
+    <w:multiLevelType w:val="hybridMultilevel"/>
+    <w:tmpl w:val="0826F236"/>
+    <w:lvl w:ilvl="0" w:tplc="8DC40D56">
+      <w:start w:val="1"/>
+      <w:numFmt w:val="lowerLetter"/>
+      <w:lvlText w:val="%1)"/>
+      <w:lvlJc w:val="left"/>
+      <w:pPr>
+        <w:ind w:left="1080" w:hanging="360"/>
       </w:pPr>
       <w:rPr>
         <w:rFonts w:hint="default"/>
@@ -2254,7 +3602,7 @@
       <w:lvlText w:val="%2."/>
       <w:lvlJc w:val="left"/>
       <w:pPr>
-        <w:ind w:left="1440" w:hanging="360"/>
+        <w:ind w:left="1800" w:hanging="360"/>
       </w:pPr>
     </w:lvl>
     <w:lvl w:ilvl="2" w:tplc="4009001B" w:tentative="1">
@@ -2263,7 +3611,7 @@
       <w:lvlText w:val="%3."/>
       <w:lvlJc w:val="right"/>
       <w:pPr>
-        <w:ind w:left="2160" w:hanging="180"/>
+        <w:ind w:left="2520" w:hanging="180"/>
       </w:pPr>
     </w:lvl>
     <w:lvl w:ilvl="3" w:tplc="4009000F" w:tentative="1">
@@ -2272,7 +3620,7 @@
       <w:lvlText w:val="%4."/>
       <w:lvlJc w:val="left"/>
       <w:pPr>
-        <w:ind w:left="2880" w:hanging="360"/>
+        <w:ind w:left="3240" w:hanging="360"/>
       </w:pPr>
     </w:lvl>
     <w:lvl w:ilvl="4" w:tplc="40090019" w:tentative="1">
@@ -2281,7 +3629,7 @@
       <w:lvlText w:val="%5."/>
       <w:lvlJc w:val="left"/>
       <w:pPr>
-        <w:ind w:left="3600" w:hanging="360"/>
+        <w:ind w:left="3960" w:hanging="360"/>
       </w:pPr>
     </w:lvl>
     <w:lvl w:ilvl="5" w:tplc="4009001B" w:tentative="1">
@@ -2290,7 +3638,7 @@
       <w:lvlText w:val="%6."/>
       <w:lvlJc w:val="right"/>
       <w:pPr>
-        <w:ind w:left="4320" w:hanging="180"/>
+        <w:ind w:left="4680" w:hanging="180"/>
       </w:pPr>
     </w:lvl>
     <w:lvl w:ilvl="6" w:tplc="4009000F" w:tentative="1">
@@ -2299,7 +3647,7 @@
       <w:lvlText w:val="%7."/>
       <w:lvlJc w:val="left"/>
       <w:pPr>
-        <w:ind w:left="5040" w:hanging="360"/>
+        <w:ind w:left="5400" w:hanging="360"/>
       </w:pPr>
     </w:lvl>
     <w:lvl w:ilvl="7" w:tplc="40090019" w:tentative="1">
@@ -2308,7 +3656,7 @@
       <w:lvlText w:val="%8."/>
       <w:lvlJc w:val="left"/>
       <w:pPr>
-        <w:ind w:left="5760" w:hanging="360"/>
+        <w:ind w:left="6120" w:hanging="360"/>
       </w:pPr>
     </w:lvl>
     <w:lvl w:ilvl="8" w:tplc="4009001B" w:tentative="1">
@@ -2317,106 +3665,20 @@
       <w:lvlText w:val="%9."/>
       <w:lvlJc w:val="right"/>
       <w:pPr>
-        <w:ind w:left="6480" w:hanging="180"/>
-      </w:pPr>
-    </w:lvl>
-  </w:abstractNum>
-  <w:abstractNum w:abstractNumId="2" w15:restartNumberingAfterBreak="0">
-    <w:nsid w:val="4C842259"/>
-    <w:multiLevelType w:val="hybridMultilevel"/>
-    <w:tmpl w:val="0826F236"/>
-    <w:lvl w:ilvl="0" w:tplc="8DC40D56">
-      <w:start w:val="1"/>
-      <w:numFmt w:val="lowerLetter"/>
-      <w:lvlText w:val="%1)"/>
-      <w:lvlJc w:val="left"/>
-      <w:pPr>
-        <w:ind w:left="1080" w:hanging="360"/>
-      </w:pPr>
-      <w:rPr>
-        <w:rFonts w:hint="default"/>
-      </w:rPr>
-    </w:lvl>
-    <w:lvl w:ilvl="1" w:tplc="40090019" w:tentative="1">
-      <w:start w:val="1"/>
-      <w:numFmt w:val="lowerLetter"/>
-      <w:lvlText w:val="%2."/>
-      <w:lvlJc w:val="left"/>
-      <w:pPr>
-        <w:ind w:left="1800" w:hanging="360"/>
-      </w:pPr>
-    </w:lvl>
-    <w:lvl w:ilvl="2" w:tplc="4009001B" w:tentative="1">
-      <w:start w:val="1"/>
-      <w:numFmt w:val="lowerRoman"/>
-      <w:lvlText w:val="%3."/>
-      <w:lvlJc w:val="right"/>
-      <w:pPr>
-        <w:ind w:left="2520" w:hanging="180"/>
-      </w:pPr>
-    </w:lvl>
-    <w:lvl w:ilvl="3" w:tplc="4009000F" w:tentative="1">
-      <w:start w:val="1"/>
-      <w:numFmt w:val="decimal"/>
-      <w:lvlText w:val="%4."/>
-      <w:lvlJc w:val="left"/>
-      <w:pPr>
-        <w:ind w:left="3240" w:hanging="360"/>
-      </w:pPr>
-    </w:lvl>
-    <w:lvl w:ilvl="4" w:tplc="40090019" w:tentative="1">
-      <w:start w:val="1"/>
-      <w:numFmt w:val="lowerLetter"/>
-      <w:lvlText w:val="%5."/>
-      <w:lvlJc w:val="left"/>
-      <w:pPr>
-        <w:ind w:left="3960" w:hanging="360"/>
-      </w:pPr>
-    </w:lvl>
-    <w:lvl w:ilvl="5" w:tplc="4009001B" w:tentative="1">
-      <w:start w:val="1"/>
-      <w:numFmt w:val="lowerRoman"/>
-      <w:lvlText w:val="%6."/>
-      <w:lvlJc w:val="right"/>
-      <w:pPr>
-        <w:ind w:left="4680" w:hanging="180"/>
-      </w:pPr>
-    </w:lvl>
-    <w:lvl w:ilvl="6" w:tplc="4009000F" w:tentative="1">
-      <w:start w:val="1"/>
-      <w:numFmt w:val="decimal"/>
-      <w:lvlText w:val="%7."/>
-      <w:lvlJc w:val="left"/>
-      <w:pPr>
-        <w:ind w:left="5400" w:hanging="360"/>
-      </w:pPr>
-    </w:lvl>
-    <w:lvl w:ilvl="7" w:tplc="40090019" w:tentative="1">
-      <w:start w:val="1"/>
-      <w:numFmt w:val="lowerLetter"/>
-      <w:lvlText w:val="%8."/>
-      <w:lvlJc w:val="left"/>
-      <w:pPr>
-        <w:ind w:left="6120" w:hanging="360"/>
-      </w:pPr>
-    </w:lvl>
-    <w:lvl w:ilvl="8" w:tplc="4009001B" w:tentative="1">
-      <w:start w:val="1"/>
-      <w:numFmt w:val="lowerRoman"/>
-      <w:lvlText w:val="%9."/>
-      <w:lvlJc w:val="right"/>
-      <w:pPr>
         <w:ind w:left="6840" w:hanging="180"/>
       </w:pPr>
     </w:lvl>
   </w:abstractNum>
   <w:num w:numId="1" w16cid:durableId="1791052313">
+    <w:abstractNumId w:val="2"/>
+  </w:num>
+  <w:num w:numId="2" w16cid:durableId="1785729306">
+    <w:abstractNumId w:val="3"/>
+  </w:num>
+  <w:num w:numId="3" w16cid:durableId="1797599809">
     <w:abstractNumId w:val="1"/>
   </w:num>
-  <w:num w:numId="2" w16cid:durableId="1785729306">
-    <w:abstractNumId w:val="2"/>
-  </w:num>
-  <w:num w:numId="3" w16cid:durableId="1797599809">
+  <w:num w:numId="4" w16cid:durableId="1391734949">
     <w:abstractNumId w:val="0"/>
   </w:num>
 </w:numbering>

--- a/AI/Season_1/Episode_5/HowMachinesRepresentMeaning.docx
+++ b/AI/Season_1/Episode_5/HowMachinesRepresentMeaning.docx
@@ -678,25 +678,7 @@
           <w:szCs w:val="24"/>
           <w:lang w:val="en-US"/>
         </w:rPr>
-        <w:t xml:space="preserve">More </w:t>
-      </w:r>
-      <w:proofErr w:type="gramStart"/>
-      <w:r>
-        <w:rPr>
-          <w:sz w:val="24"/>
-          <w:szCs w:val="24"/>
-          <w:lang w:val="en-US"/>
-        </w:rPr>
-        <w:t>dimensions !</w:t>
-      </w:r>
-      <w:proofErr w:type="gramEnd"/>
-      <w:r>
-        <w:rPr>
-          <w:sz w:val="24"/>
-          <w:szCs w:val="24"/>
-          <w:lang w:val="en-US"/>
-        </w:rPr>
-        <w:t>= more intelligence</w:t>
+        <w:t>More dimensions != more intelligence</w:t>
       </w:r>
       <w:r>
         <w:rPr>
@@ -1181,25 +1163,7 @@
           <w:szCs w:val="24"/>
           <w:lang w:val="en-US"/>
         </w:rPr>
-        <w:t xml:space="preserve"> </w:t>
-      </w:r>
-      <w:proofErr w:type="gramStart"/>
-      <w:r>
-        <w:rPr>
-          <w:sz w:val="24"/>
-          <w:szCs w:val="24"/>
-          <w:lang w:val="en-US"/>
-        </w:rPr>
-        <w:t>So</w:t>
-      </w:r>
-      <w:proofErr w:type="gramEnd"/>
-      <w:r>
-        <w:rPr>
-          <w:sz w:val="24"/>
-          <w:szCs w:val="24"/>
-          <w:lang w:val="en-US"/>
-        </w:rPr>
-        <w:t xml:space="preserve"> it has lower similarity with A.</w:t>
+        <w:t xml:space="preserve"> So it has lower similarity with A.</w:t>
       </w:r>
     </w:p>
     <w:p>
@@ -1544,23 +1508,13 @@
           <w:lang w:val="en-US"/>
         </w:rPr>
       </w:pPr>
-      <w:proofErr w:type="gramStart"/>
-      <w:r>
-        <w:rPr>
-          <w:sz w:val="24"/>
-          <w:szCs w:val="24"/>
-          <w:lang w:val="en-US"/>
-        </w:rPr>
-        <w:t>Man</w:t>
-      </w:r>
-      <w:proofErr w:type="gramEnd"/>
-      <w:r>
-        <w:rPr>
-          <w:sz w:val="24"/>
-          <w:szCs w:val="24"/>
-          <w:lang w:val="en-US"/>
-        </w:rPr>
-        <w:t xml:space="preserve"> bites dog</w:t>
+      <w:r>
+        <w:rPr>
+          <w:sz w:val="24"/>
+          <w:szCs w:val="24"/>
+          <w:lang w:val="en-US"/>
+        </w:rPr>
+        <w:t>Man bites dog</w:t>
       </w:r>
     </w:p>
     <w:p>
@@ -1695,25 +1649,7 @@
           <w:szCs w:val="24"/>
           <w:lang w:val="en-US"/>
         </w:rPr>
-        <w:t xml:space="preserve">are often produced specifically for tasks such as Search, Retrieval, </w:t>
-      </w:r>
-      <w:proofErr w:type="spellStart"/>
-      <w:r>
-        <w:rPr>
-          <w:sz w:val="24"/>
-          <w:szCs w:val="24"/>
-          <w:lang w:val="en-US"/>
-        </w:rPr>
-        <w:t>Clustrering</w:t>
-      </w:r>
-      <w:proofErr w:type="spellEnd"/>
-      <w:r>
-        <w:rPr>
-          <w:sz w:val="24"/>
-          <w:szCs w:val="24"/>
-          <w:lang w:val="en-US"/>
-        </w:rPr>
-        <w:t>, Recommendations, Classification, Duplicate detection</w:t>
+        <w:t>are often produced specifically for tasks such as Search, Retrieval, Clustering, Recommendations, Classification, Duplicate detection</w:t>
       </w:r>
       <w:r>
         <w:rPr>
@@ -1936,25 +1872,7 @@
           <w:szCs w:val="24"/>
           <w:lang w:val="en-US"/>
         </w:rPr>
-        <w:t xml:space="preserve">A simple static embedding system may assign 1 fixed vector to the word “apple”. That single vector somehow </w:t>
-      </w:r>
-      <w:proofErr w:type="gramStart"/>
-      <w:r>
-        <w:rPr>
-          <w:sz w:val="24"/>
-          <w:szCs w:val="24"/>
-          <w:lang w:val="en-US"/>
-        </w:rPr>
-        <w:t>represent</w:t>
-      </w:r>
-      <w:proofErr w:type="gramEnd"/>
-      <w:r>
-        <w:rPr>
-          <w:sz w:val="24"/>
-          <w:szCs w:val="24"/>
-          <w:lang w:val="en-US"/>
-        </w:rPr>
-        <w:t xml:space="preserve"> both meanings</w:t>
+        <w:t>A simple static embedding system may assign 1 fixed vector to the word “apple”. That single vector somehow represent both meanings</w:t>
       </w:r>
       <w:r>
         <w:rPr>
@@ -2687,25 +2605,7 @@
           <w:szCs w:val="24"/>
           <w:lang w:val="en-US"/>
         </w:rPr>
-        <w:t xml:space="preserve">B) Embeddings in clustering – thousands of </w:t>
-      </w:r>
-      <w:proofErr w:type="gramStart"/>
-      <w:r>
-        <w:rPr>
-          <w:sz w:val="24"/>
-          <w:szCs w:val="24"/>
-          <w:lang w:val="en-US"/>
-        </w:rPr>
-        <w:t>students</w:t>
-      </w:r>
-      <w:proofErr w:type="gramEnd"/>
-      <w:r>
-        <w:rPr>
-          <w:sz w:val="24"/>
-          <w:szCs w:val="24"/>
-          <w:lang w:val="en-US"/>
-        </w:rPr>
-        <w:t xml:space="preserve"> questions, comments, messages. Grouping support tickets. Detecting </w:t>
+        <w:t xml:space="preserve">B) Embeddings in clustering – thousands of students questions, comments, messages. Grouping support tickets. Detecting </w:t>
       </w:r>
       <w:proofErr w:type="spellStart"/>
       <w:r>
